--- a/docs/project-management/社区闲置物品租赁系统-初始软件开发计划.docx
+++ b/docs/project-management/社区闲置物品租赁系统-初始软件开发计划.docx
@@ -80,8 +80,13 @@
           <w:tab w:val="right" w:leader="dot" w:pos="8828"/>
         </w:tabs>
         <w:rPr>
-          <w:rFonts w:hint="eastAsia"/>
+          <w:rFonts w:asciiTheme="minorHAnsi" w:eastAsiaTheme="minorEastAsia" w:hAnsiTheme="minorHAnsi" w:hint="eastAsia"/>
           <w:noProof/>
+          <w:kern w:val="2"/>
+          <w:sz w:val="22"/>
+          <w:szCs w:val="24"/>
+          <w:lang w:eastAsia="zh-CN"/>
+          <w14:ligatures w14:val="standardContextual"/>
         </w:rPr>
       </w:pPr>
       <w:r>
@@ -93,7 +98,7 @@
       <w:r>
         <w:fldChar w:fldCharType="separate"/>
       </w:r>
-      <w:hyperlink w:anchor="_Toc242801011" w:history="1">
+      <w:hyperlink w:anchor="_Toc242801511" w:history="1">
         <w:r>
           <w:rPr>
             <w:rStyle w:val="aff4"/>
@@ -137,7 +142,7 @@
             <w:noProof/>
             <w:webHidden/>
           </w:rPr>
-          <w:instrText>PAGEREF _Toc242801011 \h</w:instrText>
+          <w:instrText>PAGEREF _Toc242801511 \h</w:instrText>
         </w:r>
         <w:r>
           <w:rPr>
@@ -187,11 +192,16 @@
         </w:tabs>
         <w:ind w:left="480"/>
         <w:rPr>
-          <w:rFonts w:hint="eastAsia"/>
+          <w:rFonts w:asciiTheme="minorHAnsi" w:eastAsiaTheme="minorEastAsia" w:hAnsiTheme="minorHAnsi" w:hint="eastAsia"/>
           <w:noProof/>
+          <w:kern w:val="2"/>
+          <w:sz w:val="22"/>
+          <w:szCs w:val="24"/>
+          <w:lang w:eastAsia="zh-CN"/>
+          <w14:ligatures w14:val="standardContextual"/>
         </w:rPr>
       </w:pPr>
-      <w:hyperlink w:anchor="_Toc242801012" w:history="1">
+      <w:hyperlink w:anchor="_Toc242801512" w:history="1">
         <w:r>
           <w:rPr>
             <w:rStyle w:val="aff4"/>
@@ -235,7 +245,7 @@
             <w:noProof/>
             <w:webHidden/>
           </w:rPr>
-          <w:instrText>PAGEREF _Toc242801012 \h</w:instrText>
+          <w:instrText>PAGEREF _Toc242801512 \h</w:instrText>
         </w:r>
         <w:r>
           <w:rPr>
@@ -285,11 +295,16 @@
         </w:tabs>
         <w:ind w:left="480"/>
         <w:rPr>
-          <w:rFonts w:hint="eastAsia"/>
+          <w:rFonts w:asciiTheme="minorHAnsi" w:eastAsiaTheme="minorEastAsia" w:hAnsiTheme="minorHAnsi" w:hint="eastAsia"/>
           <w:noProof/>
+          <w:kern w:val="2"/>
+          <w:sz w:val="22"/>
+          <w:szCs w:val="24"/>
+          <w:lang w:eastAsia="zh-CN"/>
+          <w14:ligatures w14:val="standardContextual"/>
         </w:rPr>
       </w:pPr>
-      <w:hyperlink w:anchor="_Toc242801013" w:history="1">
+      <w:hyperlink w:anchor="_Toc242801513" w:history="1">
         <w:r>
           <w:rPr>
             <w:rStyle w:val="aff4"/>
@@ -333,7 +348,7 @@
             <w:noProof/>
             <w:webHidden/>
           </w:rPr>
-          <w:instrText>PAGEREF _Toc242801013 \h</w:instrText>
+          <w:instrText>PAGEREF _Toc242801513 \h</w:instrText>
         </w:r>
         <w:r>
           <w:rPr>
@@ -382,11 +397,16 @@
           <w:tab w:val="right" w:leader="dot" w:pos="8828"/>
         </w:tabs>
         <w:rPr>
-          <w:rFonts w:hint="eastAsia"/>
+          <w:rFonts w:asciiTheme="minorHAnsi" w:eastAsiaTheme="minorEastAsia" w:hAnsiTheme="minorHAnsi" w:hint="eastAsia"/>
           <w:noProof/>
+          <w:kern w:val="2"/>
+          <w:sz w:val="22"/>
+          <w:szCs w:val="24"/>
+          <w:lang w:eastAsia="zh-CN"/>
+          <w14:ligatures w14:val="standardContextual"/>
         </w:rPr>
       </w:pPr>
-      <w:hyperlink w:anchor="_Toc242801014" w:history="1">
+      <w:hyperlink w:anchor="_Toc242801514" w:history="1">
         <w:r>
           <w:rPr>
             <w:rStyle w:val="aff4"/>
@@ -430,7 +450,7 @@
             <w:noProof/>
             <w:webHidden/>
           </w:rPr>
-          <w:instrText>PAGEREF _Toc242801014 \h</w:instrText>
+          <w:instrText>PAGEREF _Toc242801514 \h</w:instrText>
         </w:r>
         <w:r>
           <w:rPr>
@@ -480,11 +500,16 @@
         </w:tabs>
         <w:ind w:left="480"/>
         <w:rPr>
-          <w:rFonts w:hint="eastAsia"/>
+          <w:rFonts w:asciiTheme="minorHAnsi" w:eastAsiaTheme="minorEastAsia" w:hAnsiTheme="minorHAnsi" w:hint="eastAsia"/>
           <w:noProof/>
+          <w:kern w:val="2"/>
+          <w:sz w:val="22"/>
+          <w:szCs w:val="24"/>
+          <w:lang w:eastAsia="zh-CN"/>
+          <w14:ligatures w14:val="standardContextual"/>
         </w:rPr>
       </w:pPr>
-      <w:hyperlink w:anchor="_Toc242801015" w:history="1">
+      <w:hyperlink w:anchor="_Toc242801515" w:history="1">
         <w:r>
           <w:rPr>
             <w:rStyle w:val="aff4"/>
@@ -528,7 +553,7 @@
             <w:noProof/>
             <w:webHidden/>
           </w:rPr>
-          <w:instrText>PAGEREF _Toc242801015 \h</w:instrText>
+          <w:instrText>PAGEREF _Toc242801515 \h</w:instrText>
         </w:r>
         <w:r>
           <w:rPr>
@@ -578,11 +603,16 @@
         </w:tabs>
         <w:ind w:left="480"/>
         <w:rPr>
-          <w:rFonts w:hint="eastAsia"/>
+          <w:rFonts w:asciiTheme="minorHAnsi" w:eastAsiaTheme="minorEastAsia" w:hAnsiTheme="minorHAnsi" w:hint="eastAsia"/>
           <w:noProof/>
+          <w:kern w:val="2"/>
+          <w:sz w:val="22"/>
+          <w:szCs w:val="24"/>
+          <w:lang w:eastAsia="zh-CN"/>
+          <w14:ligatures w14:val="standardContextual"/>
         </w:rPr>
       </w:pPr>
-      <w:hyperlink w:anchor="_Toc242801016" w:history="1">
+      <w:hyperlink w:anchor="_Toc242801516" w:history="1">
         <w:r>
           <w:rPr>
             <w:rStyle w:val="aff4"/>
@@ -626,7 +656,7 @@
             <w:noProof/>
             <w:webHidden/>
           </w:rPr>
-          <w:instrText>PAGEREF _Toc242801016 \h</w:instrText>
+          <w:instrText>PAGEREF _Toc242801516 \h</w:instrText>
         </w:r>
         <w:r>
           <w:rPr>
@@ -676,11 +706,16 @@
         </w:tabs>
         <w:ind w:left="480"/>
         <w:rPr>
-          <w:rFonts w:hint="eastAsia"/>
+          <w:rFonts w:asciiTheme="minorHAnsi" w:eastAsiaTheme="minorEastAsia" w:hAnsiTheme="minorHAnsi" w:hint="eastAsia"/>
           <w:noProof/>
+          <w:kern w:val="2"/>
+          <w:sz w:val="22"/>
+          <w:szCs w:val="24"/>
+          <w:lang w:eastAsia="zh-CN"/>
+          <w14:ligatures w14:val="standardContextual"/>
         </w:rPr>
       </w:pPr>
-      <w:hyperlink w:anchor="_Toc242801017" w:history="1">
+      <w:hyperlink w:anchor="_Toc242801517" w:history="1">
         <w:r>
           <w:rPr>
             <w:rStyle w:val="aff4"/>
@@ -724,7 +759,7 @@
             <w:noProof/>
             <w:webHidden/>
           </w:rPr>
-          <w:instrText>PAGEREF _Toc242801017 \h</w:instrText>
+          <w:instrText>PAGEREF _Toc242801517 \h</w:instrText>
         </w:r>
         <w:r>
           <w:rPr>
@@ -774,11 +809,16 @@
         </w:tabs>
         <w:ind w:left="480"/>
         <w:rPr>
-          <w:rFonts w:hint="eastAsia"/>
+          <w:rFonts w:asciiTheme="minorHAnsi" w:eastAsiaTheme="minorEastAsia" w:hAnsiTheme="minorHAnsi" w:hint="eastAsia"/>
           <w:noProof/>
+          <w:kern w:val="2"/>
+          <w:sz w:val="22"/>
+          <w:szCs w:val="24"/>
+          <w:lang w:eastAsia="zh-CN"/>
+          <w14:ligatures w14:val="standardContextual"/>
         </w:rPr>
       </w:pPr>
-      <w:hyperlink w:anchor="_Toc242801018" w:history="1">
+      <w:hyperlink w:anchor="_Toc242801518" w:history="1">
         <w:r>
           <w:rPr>
             <w:rStyle w:val="aff4"/>
@@ -822,7 +862,7 @@
             <w:noProof/>
             <w:webHidden/>
           </w:rPr>
-          <w:instrText>PAGEREF _Toc242801018 \h</w:instrText>
+          <w:instrText>PAGEREF _Toc242801518 \h</w:instrText>
         </w:r>
         <w:r>
           <w:rPr>
@@ -871,11 +911,16 @@
           <w:tab w:val="right" w:leader="dot" w:pos="8828"/>
         </w:tabs>
         <w:rPr>
-          <w:rFonts w:hint="eastAsia"/>
+          <w:rFonts w:asciiTheme="minorHAnsi" w:eastAsiaTheme="minorEastAsia" w:hAnsiTheme="minorHAnsi" w:hint="eastAsia"/>
           <w:noProof/>
+          <w:kern w:val="2"/>
+          <w:sz w:val="22"/>
+          <w:szCs w:val="24"/>
+          <w:lang w:eastAsia="zh-CN"/>
+          <w14:ligatures w14:val="standardContextual"/>
         </w:rPr>
       </w:pPr>
-      <w:hyperlink w:anchor="_Toc242801019" w:history="1">
+      <w:hyperlink w:anchor="_Toc242801519" w:history="1">
         <w:r>
           <w:rPr>
             <w:rStyle w:val="aff4"/>
@@ -919,7 +964,7 @@
             <w:noProof/>
             <w:webHidden/>
           </w:rPr>
-          <w:instrText>PAGEREF _Toc242801019 \h</w:instrText>
+          <w:instrText>PAGEREF _Toc242801519 \h</w:instrText>
         </w:r>
         <w:r>
           <w:rPr>
@@ -969,11 +1014,16 @@
         </w:tabs>
         <w:ind w:left="480"/>
         <w:rPr>
-          <w:rFonts w:hint="eastAsia"/>
+          <w:rFonts w:asciiTheme="minorHAnsi" w:eastAsiaTheme="minorEastAsia" w:hAnsiTheme="minorHAnsi" w:hint="eastAsia"/>
           <w:noProof/>
+          <w:kern w:val="2"/>
+          <w:sz w:val="22"/>
+          <w:szCs w:val="24"/>
+          <w:lang w:eastAsia="zh-CN"/>
+          <w14:ligatures w14:val="standardContextual"/>
         </w:rPr>
       </w:pPr>
-      <w:hyperlink w:anchor="_Toc242801020" w:history="1">
+      <w:hyperlink w:anchor="_Toc242801520" w:history="1">
         <w:r>
           <w:rPr>
             <w:rStyle w:val="aff4"/>
@@ -1017,7 +1067,7 @@
             <w:noProof/>
             <w:webHidden/>
           </w:rPr>
-          <w:instrText>PAGEREF _Toc242801020 \h</w:instrText>
+          <w:instrText>PAGEREF _Toc242801520 \h</w:instrText>
         </w:r>
         <w:r>
           <w:rPr>
@@ -1067,11 +1117,16 @@
         </w:tabs>
         <w:ind w:left="480"/>
         <w:rPr>
-          <w:rFonts w:hint="eastAsia"/>
+          <w:rFonts w:asciiTheme="minorHAnsi" w:eastAsiaTheme="minorEastAsia" w:hAnsiTheme="minorHAnsi" w:hint="eastAsia"/>
           <w:noProof/>
+          <w:kern w:val="2"/>
+          <w:sz w:val="22"/>
+          <w:szCs w:val="24"/>
+          <w:lang w:eastAsia="zh-CN"/>
+          <w14:ligatures w14:val="standardContextual"/>
         </w:rPr>
       </w:pPr>
-      <w:hyperlink w:anchor="_Toc242801021" w:history="1">
+      <w:hyperlink w:anchor="_Toc242801521" w:history="1">
         <w:r>
           <w:rPr>
             <w:rStyle w:val="aff4"/>
@@ -1115,7 +1170,7 @@
             <w:noProof/>
             <w:webHidden/>
           </w:rPr>
-          <w:instrText>PAGEREF _Toc242801021 \h</w:instrText>
+          <w:instrText>PAGEREF _Toc242801521 \h</w:instrText>
         </w:r>
         <w:r>
           <w:rPr>
@@ -1165,11 +1220,16 @@
         </w:tabs>
         <w:ind w:left="480"/>
         <w:rPr>
-          <w:rFonts w:hint="eastAsia"/>
+          <w:rFonts w:asciiTheme="minorHAnsi" w:eastAsiaTheme="minorEastAsia" w:hAnsiTheme="minorHAnsi" w:hint="eastAsia"/>
           <w:noProof/>
+          <w:kern w:val="2"/>
+          <w:sz w:val="22"/>
+          <w:szCs w:val="24"/>
+          <w:lang w:eastAsia="zh-CN"/>
+          <w14:ligatures w14:val="standardContextual"/>
         </w:rPr>
       </w:pPr>
-      <w:hyperlink w:anchor="_Toc242801022" w:history="1">
+      <w:hyperlink w:anchor="_Toc242801522" w:history="1">
         <w:r>
           <w:rPr>
             <w:rStyle w:val="aff4"/>
@@ -1213,7 +1273,7 @@
             <w:noProof/>
             <w:webHidden/>
           </w:rPr>
-          <w:instrText>PAGEREF _Toc242801022 \h</w:instrText>
+          <w:instrText>PAGEREF _Toc242801522 \h</w:instrText>
         </w:r>
         <w:r>
           <w:rPr>
@@ -1262,11 +1322,16 @@
           <w:tab w:val="right" w:leader="dot" w:pos="8828"/>
         </w:tabs>
         <w:rPr>
-          <w:rFonts w:hint="eastAsia"/>
+          <w:rFonts w:asciiTheme="minorHAnsi" w:eastAsiaTheme="minorEastAsia" w:hAnsiTheme="minorHAnsi" w:hint="eastAsia"/>
           <w:noProof/>
+          <w:kern w:val="2"/>
+          <w:sz w:val="22"/>
+          <w:szCs w:val="24"/>
+          <w:lang w:eastAsia="zh-CN"/>
+          <w14:ligatures w14:val="standardContextual"/>
         </w:rPr>
       </w:pPr>
-      <w:hyperlink w:anchor="_Toc242801023" w:history="1">
+      <w:hyperlink w:anchor="_Toc242801523" w:history="1">
         <w:r>
           <w:rPr>
             <w:rStyle w:val="aff4"/>
@@ -1310,7 +1375,7 @@
             <w:noProof/>
             <w:webHidden/>
           </w:rPr>
-          <w:instrText>PAGEREF _Toc242801023 \h</w:instrText>
+          <w:instrText>PAGEREF _Toc242801523 \h</w:instrText>
         </w:r>
         <w:r>
           <w:rPr>
@@ -1340,7 +1405,7 @@
             <w:noProof/>
             <w:webHidden/>
           </w:rPr>
-          <w:t>5</w:t>
+          <w:t>7</w:t>
         </w:r>
         <w:r>
           <w:rPr>
@@ -1360,11 +1425,16 @@
         </w:tabs>
         <w:ind w:left="480"/>
         <w:rPr>
-          <w:rFonts w:hint="eastAsia"/>
+          <w:rFonts w:asciiTheme="minorHAnsi" w:eastAsiaTheme="minorEastAsia" w:hAnsiTheme="minorHAnsi" w:hint="eastAsia"/>
           <w:noProof/>
+          <w:kern w:val="2"/>
+          <w:sz w:val="22"/>
+          <w:szCs w:val="24"/>
+          <w:lang w:eastAsia="zh-CN"/>
+          <w14:ligatures w14:val="standardContextual"/>
         </w:rPr>
       </w:pPr>
-      <w:hyperlink w:anchor="_Toc242801024" w:history="1">
+      <w:hyperlink w:anchor="_Toc242801524" w:history="1">
         <w:r>
           <w:rPr>
             <w:rStyle w:val="aff4"/>
@@ -1408,7 +1478,7 @@
             <w:noProof/>
             <w:webHidden/>
           </w:rPr>
-          <w:instrText>PAGEREF _Toc242801024 \h</w:instrText>
+          <w:instrText>PAGEREF _Toc242801524 \h</w:instrText>
         </w:r>
         <w:r>
           <w:rPr>
@@ -1438,7 +1508,7 @@
             <w:noProof/>
             <w:webHidden/>
           </w:rPr>
-          <w:t>5</w:t>
+          <w:t>7</w:t>
         </w:r>
         <w:r>
           <w:rPr>
@@ -1458,11 +1528,16 @@
         </w:tabs>
         <w:ind w:left="480"/>
         <w:rPr>
-          <w:rFonts w:hint="eastAsia"/>
+          <w:rFonts w:asciiTheme="minorHAnsi" w:eastAsiaTheme="minorEastAsia" w:hAnsiTheme="minorHAnsi" w:hint="eastAsia"/>
           <w:noProof/>
+          <w:kern w:val="2"/>
+          <w:sz w:val="22"/>
+          <w:szCs w:val="24"/>
+          <w:lang w:eastAsia="zh-CN"/>
+          <w14:ligatures w14:val="standardContextual"/>
         </w:rPr>
       </w:pPr>
-      <w:hyperlink w:anchor="_Toc242801025" w:history="1">
+      <w:hyperlink w:anchor="_Toc242801525" w:history="1">
         <w:r>
           <w:rPr>
             <w:rStyle w:val="aff4"/>
@@ -1506,7 +1581,7 @@
             <w:noProof/>
             <w:webHidden/>
           </w:rPr>
-          <w:instrText>PAGEREF _Toc242801025 \h</w:instrText>
+          <w:instrText>PAGEREF _Toc242801525 \h</w:instrText>
         </w:r>
         <w:r>
           <w:rPr>
@@ -1536,7 +1611,7 @@
             <w:noProof/>
             <w:webHidden/>
           </w:rPr>
-          <w:t>6</w:t>
+          <w:t>7</w:t>
         </w:r>
         <w:r>
           <w:rPr>
@@ -1556,11 +1631,16 @@
         </w:tabs>
         <w:ind w:left="960"/>
         <w:rPr>
-          <w:rFonts w:hint="eastAsia"/>
+          <w:rFonts w:asciiTheme="minorHAnsi" w:eastAsiaTheme="minorEastAsia" w:hAnsiTheme="minorHAnsi" w:hint="eastAsia"/>
           <w:noProof/>
+          <w:kern w:val="2"/>
+          <w:sz w:val="22"/>
+          <w:szCs w:val="24"/>
+          <w:lang w:eastAsia="zh-CN"/>
+          <w14:ligatures w14:val="standardContextual"/>
         </w:rPr>
       </w:pPr>
-      <w:hyperlink w:anchor="_Toc242801026" w:history="1">
+      <w:hyperlink w:anchor="_Toc242801526" w:history="1">
         <w:r>
           <w:rPr>
             <w:rStyle w:val="aff4"/>
@@ -1604,7 +1684,7 @@
             <w:noProof/>
             <w:webHidden/>
           </w:rPr>
-          <w:instrText>PAGEREF _Toc242801026 \h</w:instrText>
+          <w:instrText>PAGEREF _Toc242801526 \h</w:instrText>
         </w:r>
         <w:r>
           <w:rPr>
@@ -1634,7 +1714,7 @@
             <w:noProof/>
             <w:webHidden/>
           </w:rPr>
-          <w:t>6</w:t>
+          <w:t>7</w:t>
         </w:r>
         <w:r>
           <w:rPr>
@@ -1654,11 +1734,16 @@
         </w:tabs>
         <w:ind w:left="960"/>
         <w:rPr>
-          <w:rFonts w:hint="eastAsia"/>
+          <w:rFonts w:asciiTheme="minorHAnsi" w:eastAsiaTheme="minorEastAsia" w:hAnsiTheme="minorHAnsi" w:hint="eastAsia"/>
           <w:noProof/>
+          <w:kern w:val="2"/>
+          <w:sz w:val="22"/>
+          <w:szCs w:val="24"/>
+          <w:lang w:eastAsia="zh-CN"/>
+          <w14:ligatures w14:val="standardContextual"/>
         </w:rPr>
       </w:pPr>
-      <w:hyperlink w:anchor="_Toc242801027" w:history="1">
+      <w:hyperlink w:anchor="_Toc242801527" w:history="1">
         <w:r>
           <w:rPr>
             <w:rStyle w:val="aff4"/>
@@ -1702,7 +1787,7 @@
             <w:noProof/>
             <w:webHidden/>
           </w:rPr>
-          <w:instrText>PAGEREF _Toc242801027 \h</w:instrText>
+          <w:instrText>PAGEREF _Toc242801527 \h</w:instrText>
         </w:r>
         <w:r>
           <w:rPr>
@@ -1732,7 +1817,7 @@
             <w:noProof/>
             <w:webHidden/>
           </w:rPr>
-          <w:t>7</w:t>
+          <w:t>9</w:t>
         </w:r>
         <w:r>
           <w:rPr>
@@ -1752,11 +1837,16 @@
         </w:tabs>
         <w:ind w:left="960"/>
         <w:rPr>
-          <w:rFonts w:hint="eastAsia"/>
+          <w:rFonts w:asciiTheme="minorHAnsi" w:eastAsiaTheme="minorEastAsia" w:hAnsiTheme="minorHAnsi" w:hint="eastAsia"/>
           <w:noProof/>
+          <w:kern w:val="2"/>
+          <w:sz w:val="22"/>
+          <w:szCs w:val="24"/>
+          <w:lang w:eastAsia="zh-CN"/>
+          <w14:ligatures w14:val="standardContextual"/>
         </w:rPr>
       </w:pPr>
-      <w:hyperlink w:anchor="_Toc242801028" w:history="1">
+      <w:hyperlink w:anchor="_Toc242801528" w:history="1">
         <w:r>
           <w:rPr>
             <w:rStyle w:val="aff4"/>
@@ -1800,7 +1890,7 @@
             <w:noProof/>
             <w:webHidden/>
           </w:rPr>
-          <w:instrText>PAGEREF _Toc242801028 \h</w:instrText>
+          <w:instrText>PAGEREF _Toc242801528 \h</w:instrText>
         </w:r>
         <w:r>
           <w:rPr>
@@ -1830,7 +1920,7 @@
             <w:noProof/>
             <w:webHidden/>
           </w:rPr>
-          <w:t>7</w:t>
+          <w:t>9</w:t>
         </w:r>
         <w:r>
           <w:rPr>
@@ -1850,11 +1940,16 @@
         </w:tabs>
         <w:ind w:left="960"/>
         <w:rPr>
-          <w:rFonts w:hint="eastAsia"/>
+          <w:rFonts w:asciiTheme="minorHAnsi" w:eastAsiaTheme="minorEastAsia" w:hAnsiTheme="minorHAnsi" w:hint="eastAsia"/>
           <w:noProof/>
+          <w:kern w:val="2"/>
+          <w:sz w:val="22"/>
+          <w:szCs w:val="24"/>
+          <w:lang w:eastAsia="zh-CN"/>
+          <w14:ligatures w14:val="standardContextual"/>
         </w:rPr>
       </w:pPr>
-      <w:hyperlink w:anchor="_Toc242801029" w:history="1">
+      <w:hyperlink w:anchor="_Toc242801529" w:history="1">
         <w:r>
           <w:rPr>
             <w:rStyle w:val="aff4"/>
@@ -1898,7 +1993,7 @@
             <w:noProof/>
             <w:webHidden/>
           </w:rPr>
-          <w:instrText>PAGEREF _Toc242801029 \h</w:instrText>
+          <w:instrText>PAGEREF _Toc242801529 \h</w:instrText>
         </w:r>
         <w:r>
           <w:rPr>
@@ -1928,7 +2023,7 @@
             <w:noProof/>
             <w:webHidden/>
           </w:rPr>
-          <w:t>7</w:t>
+          <w:t>9</w:t>
         </w:r>
         <w:r>
           <w:rPr>
@@ -1948,11 +2043,16 @@
         </w:tabs>
         <w:ind w:left="480"/>
         <w:rPr>
-          <w:rFonts w:hint="eastAsia"/>
+          <w:rFonts w:asciiTheme="minorHAnsi" w:eastAsiaTheme="minorEastAsia" w:hAnsiTheme="minorHAnsi" w:hint="eastAsia"/>
           <w:noProof/>
+          <w:kern w:val="2"/>
+          <w:sz w:val="22"/>
+          <w:szCs w:val="24"/>
+          <w:lang w:eastAsia="zh-CN"/>
+          <w14:ligatures w14:val="standardContextual"/>
         </w:rPr>
       </w:pPr>
-      <w:hyperlink w:anchor="_Toc242801030" w:history="1">
+      <w:hyperlink w:anchor="_Toc242801530" w:history="1">
         <w:r>
           <w:rPr>
             <w:rStyle w:val="aff4"/>
@@ -1996,7 +2096,7 @@
             <w:noProof/>
             <w:webHidden/>
           </w:rPr>
-          <w:instrText>PAGEREF _Toc242801030 \h</w:instrText>
+          <w:instrText>PAGEREF _Toc242801530 \h</w:instrText>
         </w:r>
         <w:r>
           <w:rPr>
@@ -2026,7 +2126,7 @@
             <w:noProof/>
             <w:webHidden/>
           </w:rPr>
-          <w:t>7</w:t>
+          <w:t>10</w:t>
         </w:r>
         <w:r>
           <w:rPr>
@@ -2046,11 +2146,16 @@
         </w:tabs>
         <w:ind w:left="480"/>
         <w:rPr>
-          <w:rFonts w:hint="eastAsia"/>
+          <w:rFonts w:asciiTheme="minorHAnsi" w:eastAsiaTheme="minorEastAsia" w:hAnsiTheme="minorHAnsi" w:hint="eastAsia"/>
           <w:noProof/>
+          <w:kern w:val="2"/>
+          <w:sz w:val="22"/>
+          <w:szCs w:val="24"/>
+          <w:lang w:eastAsia="zh-CN"/>
+          <w14:ligatures w14:val="standardContextual"/>
         </w:rPr>
       </w:pPr>
-      <w:hyperlink w:anchor="_Toc242801031" w:history="1">
+      <w:hyperlink w:anchor="_Toc242801531" w:history="1">
         <w:r>
           <w:rPr>
             <w:rStyle w:val="aff4"/>
@@ -2094,7 +2199,7 @@
             <w:noProof/>
             <w:webHidden/>
           </w:rPr>
-          <w:instrText>PAGEREF _Toc242801031 \h</w:instrText>
+          <w:instrText>PAGEREF _Toc242801531 \h</w:instrText>
         </w:r>
         <w:r>
           <w:rPr>
@@ -2124,7 +2229,7 @@
             <w:noProof/>
             <w:webHidden/>
           </w:rPr>
-          <w:t>7</w:t>
+          <w:t>10</w:t>
         </w:r>
         <w:r>
           <w:rPr>
@@ -2144,11 +2249,16 @@
         </w:tabs>
         <w:ind w:left="960"/>
         <w:rPr>
-          <w:rFonts w:hint="eastAsia"/>
+          <w:rFonts w:asciiTheme="minorHAnsi" w:eastAsiaTheme="minorEastAsia" w:hAnsiTheme="minorHAnsi" w:hint="eastAsia"/>
           <w:noProof/>
+          <w:kern w:val="2"/>
+          <w:sz w:val="22"/>
+          <w:szCs w:val="24"/>
+          <w:lang w:eastAsia="zh-CN"/>
+          <w14:ligatures w14:val="standardContextual"/>
         </w:rPr>
       </w:pPr>
-      <w:hyperlink w:anchor="_Toc242801032" w:history="1">
+      <w:hyperlink w:anchor="_Toc242801532" w:history="1">
         <w:r>
           <w:rPr>
             <w:rStyle w:val="aff4"/>
@@ -2192,7 +2302,7 @@
             <w:noProof/>
             <w:webHidden/>
           </w:rPr>
-          <w:instrText>PAGEREF _Toc242801032 \h</w:instrText>
+          <w:instrText>PAGEREF _Toc242801532 \h</w:instrText>
         </w:r>
         <w:r>
           <w:rPr>
@@ -2222,7 +2332,7 @@
             <w:noProof/>
             <w:webHidden/>
           </w:rPr>
-          <w:t>7</w:t>
+          <w:t>10</w:t>
         </w:r>
         <w:r>
           <w:rPr>
@@ -2242,11 +2352,16 @@
         </w:tabs>
         <w:ind w:left="960"/>
         <w:rPr>
-          <w:rFonts w:hint="eastAsia"/>
+          <w:rFonts w:asciiTheme="minorHAnsi" w:eastAsiaTheme="minorEastAsia" w:hAnsiTheme="minorHAnsi" w:hint="eastAsia"/>
           <w:noProof/>
+          <w:kern w:val="2"/>
+          <w:sz w:val="22"/>
+          <w:szCs w:val="24"/>
+          <w:lang w:eastAsia="zh-CN"/>
+          <w14:ligatures w14:val="standardContextual"/>
         </w:rPr>
       </w:pPr>
-      <w:hyperlink w:anchor="_Toc242801033" w:history="1">
+      <w:hyperlink w:anchor="_Toc242801533" w:history="1">
         <w:r>
           <w:rPr>
             <w:rStyle w:val="aff4"/>
@@ -2290,7 +2405,7 @@
             <w:noProof/>
             <w:webHidden/>
           </w:rPr>
-          <w:instrText>PAGEREF _Toc242801033 \h</w:instrText>
+          <w:instrText>PAGEREF _Toc242801533 \h</w:instrText>
         </w:r>
         <w:r>
           <w:rPr>
@@ -2320,7 +2435,7 @@
             <w:noProof/>
             <w:webHidden/>
           </w:rPr>
-          <w:t>8</w:t>
+          <w:t>10</w:t>
         </w:r>
         <w:r>
           <w:rPr>
@@ -2340,11 +2455,16 @@
         </w:tabs>
         <w:ind w:left="960"/>
         <w:rPr>
-          <w:rFonts w:hint="eastAsia"/>
+          <w:rFonts w:asciiTheme="minorHAnsi" w:eastAsiaTheme="minorEastAsia" w:hAnsiTheme="minorHAnsi" w:hint="eastAsia"/>
           <w:noProof/>
+          <w:kern w:val="2"/>
+          <w:sz w:val="22"/>
+          <w:szCs w:val="24"/>
+          <w:lang w:eastAsia="zh-CN"/>
+          <w14:ligatures w14:val="standardContextual"/>
         </w:rPr>
       </w:pPr>
-      <w:hyperlink w:anchor="_Toc242801034" w:history="1">
+      <w:hyperlink w:anchor="_Toc242801534" w:history="1">
         <w:r>
           <w:rPr>
             <w:rStyle w:val="aff4"/>
@@ -2388,7 +2508,7 @@
             <w:noProof/>
             <w:webHidden/>
           </w:rPr>
-          <w:instrText>PAGEREF _Toc242801034 \h</w:instrText>
+          <w:instrText>PAGEREF _Toc242801534 \h</w:instrText>
         </w:r>
         <w:r>
           <w:rPr>
@@ -2418,7 +2538,7 @@
             <w:noProof/>
             <w:webHidden/>
           </w:rPr>
-          <w:t>8</w:t>
+          <w:t>10</w:t>
         </w:r>
         <w:r>
           <w:rPr>
@@ -2438,11 +2558,16 @@
         </w:tabs>
         <w:ind w:left="960"/>
         <w:rPr>
-          <w:rFonts w:hint="eastAsia"/>
+          <w:rFonts w:asciiTheme="minorHAnsi" w:eastAsiaTheme="minorEastAsia" w:hAnsiTheme="minorHAnsi" w:hint="eastAsia"/>
           <w:noProof/>
+          <w:kern w:val="2"/>
+          <w:sz w:val="22"/>
+          <w:szCs w:val="24"/>
+          <w:lang w:eastAsia="zh-CN"/>
+          <w14:ligatures w14:val="standardContextual"/>
         </w:rPr>
       </w:pPr>
-      <w:hyperlink w:anchor="_Toc242801035" w:history="1">
+      <w:hyperlink w:anchor="_Toc242801535" w:history="1">
         <w:r>
           <w:rPr>
             <w:rStyle w:val="aff4"/>
@@ -2486,7 +2611,7 @@
             <w:noProof/>
             <w:webHidden/>
           </w:rPr>
-          <w:instrText>PAGEREF _Toc242801035 \h</w:instrText>
+          <w:instrText>PAGEREF _Toc242801535 \h</w:instrText>
         </w:r>
         <w:r>
           <w:rPr>
@@ -2516,7 +2641,7 @@
             <w:noProof/>
             <w:webHidden/>
           </w:rPr>
-          <w:t>8</w:t>
+          <w:t>10</w:t>
         </w:r>
         <w:r>
           <w:rPr>
@@ -2536,11 +2661,16 @@
         </w:tabs>
         <w:ind w:left="960"/>
         <w:rPr>
-          <w:rFonts w:hint="eastAsia"/>
+          <w:rFonts w:asciiTheme="minorHAnsi" w:eastAsiaTheme="minorEastAsia" w:hAnsiTheme="minorHAnsi" w:hint="eastAsia"/>
           <w:noProof/>
+          <w:kern w:val="2"/>
+          <w:sz w:val="22"/>
+          <w:szCs w:val="24"/>
+          <w:lang w:eastAsia="zh-CN"/>
+          <w14:ligatures w14:val="standardContextual"/>
         </w:rPr>
       </w:pPr>
-      <w:hyperlink w:anchor="_Toc242801036" w:history="1">
+      <w:hyperlink w:anchor="_Toc242801536" w:history="1">
         <w:r>
           <w:rPr>
             <w:rStyle w:val="aff4"/>
@@ -2584,7 +2714,7 @@
             <w:noProof/>
             <w:webHidden/>
           </w:rPr>
-          <w:instrText>PAGEREF _Toc242801036 \h</w:instrText>
+          <w:instrText>PAGEREF _Toc242801536 \h</w:instrText>
         </w:r>
         <w:r>
           <w:rPr>
@@ -2614,7 +2744,7 @@
             <w:noProof/>
             <w:webHidden/>
           </w:rPr>
-          <w:t>8</w:t>
+          <w:t>11</w:t>
         </w:r>
         <w:r>
           <w:rPr>
@@ -2634,11 +2764,16 @@
         </w:tabs>
         <w:ind w:left="960"/>
         <w:rPr>
-          <w:rFonts w:hint="eastAsia"/>
+          <w:rFonts w:asciiTheme="minorHAnsi" w:eastAsiaTheme="minorEastAsia" w:hAnsiTheme="minorHAnsi" w:hint="eastAsia"/>
           <w:noProof/>
+          <w:kern w:val="2"/>
+          <w:sz w:val="22"/>
+          <w:szCs w:val="24"/>
+          <w:lang w:eastAsia="zh-CN"/>
+          <w14:ligatures w14:val="standardContextual"/>
         </w:rPr>
       </w:pPr>
-      <w:hyperlink w:anchor="_Toc242801037" w:history="1">
+      <w:hyperlink w:anchor="_Toc242801537" w:history="1">
         <w:r>
           <w:rPr>
             <w:rStyle w:val="aff4"/>
@@ -2682,7 +2817,7 @@
             <w:noProof/>
             <w:webHidden/>
           </w:rPr>
-          <w:instrText>PAGEREF _Toc242801037 \h</w:instrText>
+          <w:instrText>PAGEREF _Toc242801537 \h</w:instrText>
         </w:r>
         <w:r>
           <w:rPr>
@@ -2712,7 +2847,7 @@
             <w:noProof/>
             <w:webHidden/>
           </w:rPr>
-          <w:t>8</w:t>
+          <w:t>11</w:t>
         </w:r>
         <w:r>
           <w:rPr>
@@ -2732,11 +2867,16 @@
         </w:tabs>
         <w:ind w:left="480"/>
         <w:rPr>
-          <w:rFonts w:hint="eastAsia"/>
+          <w:rFonts w:asciiTheme="minorHAnsi" w:eastAsiaTheme="minorEastAsia" w:hAnsiTheme="minorHAnsi" w:hint="eastAsia"/>
           <w:noProof/>
+          <w:kern w:val="2"/>
+          <w:sz w:val="22"/>
+          <w:szCs w:val="24"/>
+          <w:lang w:eastAsia="zh-CN"/>
+          <w14:ligatures w14:val="standardContextual"/>
         </w:rPr>
       </w:pPr>
-      <w:hyperlink w:anchor="_Toc242801038" w:history="1">
+      <w:hyperlink w:anchor="_Toc242801538" w:history="1">
         <w:r>
           <w:rPr>
             <w:rStyle w:val="aff4"/>
@@ -2780,7 +2920,7 @@
             <w:noProof/>
             <w:webHidden/>
           </w:rPr>
-          <w:instrText>PAGEREF _Toc242801038 \h</w:instrText>
+          <w:instrText>PAGEREF _Toc242801538 \h</w:instrText>
         </w:r>
         <w:r>
           <w:rPr>
@@ -2810,7 +2950,7 @@
             <w:noProof/>
             <w:webHidden/>
           </w:rPr>
-          <w:t>8</w:t>
+          <w:t>11</w:t>
         </w:r>
         <w:r>
           <w:rPr>
@@ -2830,11 +2970,16 @@
         </w:tabs>
         <w:ind w:left="480"/>
         <w:rPr>
-          <w:rFonts w:hint="eastAsia"/>
+          <w:rFonts w:asciiTheme="minorHAnsi" w:eastAsiaTheme="minorEastAsia" w:hAnsiTheme="minorHAnsi" w:hint="eastAsia"/>
           <w:noProof/>
+          <w:kern w:val="2"/>
+          <w:sz w:val="22"/>
+          <w:szCs w:val="24"/>
+          <w:lang w:eastAsia="zh-CN"/>
+          <w14:ligatures w14:val="standardContextual"/>
         </w:rPr>
       </w:pPr>
-      <w:hyperlink w:anchor="_Toc242801039" w:history="1">
+      <w:hyperlink w:anchor="_Toc242801539" w:history="1">
         <w:r>
           <w:rPr>
             <w:rStyle w:val="aff4"/>
@@ -2878,7 +3023,7 @@
             <w:noProof/>
             <w:webHidden/>
           </w:rPr>
-          <w:instrText>PAGEREF _Toc242801039 \h</w:instrText>
+          <w:instrText>PAGEREF _Toc242801539 \h</w:instrText>
         </w:r>
         <w:r>
           <w:rPr>
@@ -2908,7 +3053,7 @@
             <w:noProof/>
             <w:webHidden/>
           </w:rPr>
-          <w:t>9</w:t>
+          <w:t>11</w:t>
         </w:r>
         <w:r>
           <w:rPr>
@@ -2927,11 +3072,16 @@
           <w:tab w:val="right" w:leader="dot" w:pos="8828"/>
         </w:tabs>
         <w:rPr>
-          <w:rFonts w:hint="eastAsia"/>
+          <w:rFonts w:asciiTheme="minorHAnsi" w:eastAsiaTheme="minorEastAsia" w:hAnsiTheme="minorHAnsi" w:hint="eastAsia"/>
           <w:noProof/>
+          <w:kern w:val="2"/>
+          <w:sz w:val="22"/>
+          <w:szCs w:val="24"/>
+          <w:lang w:eastAsia="zh-CN"/>
+          <w14:ligatures w14:val="standardContextual"/>
         </w:rPr>
       </w:pPr>
-      <w:hyperlink w:anchor="_Toc242801040" w:history="1">
+      <w:hyperlink w:anchor="_Toc242801540" w:history="1">
         <w:r>
           <w:rPr>
             <w:rStyle w:val="aff4"/>
@@ -2975,7 +3125,7 @@
             <w:noProof/>
             <w:webHidden/>
           </w:rPr>
-          <w:instrText>PAGEREF _Toc242801040 \h</w:instrText>
+          <w:instrText>PAGEREF _Toc242801540 \h</w:instrText>
         </w:r>
         <w:r>
           <w:rPr>
@@ -3005,7 +3155,7 @@
             <w:noProof/>
             <w:webHidden/>
           </w:rPr>
-          <w:t>9</w:t>
+          <w:t>11</w:t>
         </w:r>
         <w:r>
           <w:rPr>
@@ -3025,11 +3175,16 @@
         </w:tabs>
         <w:ind w:left="480"/>
         <w:rPr>
-          <w:rFonts w:hint="eastAsia"/>
+          <w:rFonts w:asciiTheme="minorHAnsi" w:eastAsiaTheme="minorEastAsia" w:hAnsiTheme="minorHAnsi" w:hint="eastAsia"/>
           <w:noProof/>
+          <w:kern w:val="2"/>
+          <w:sz w:val="22"/>
+          <w:szCs w:val="24"/>
+          <w:lang w:eastAsia="zh-CN"/>
+          <w14:ligatures w14:val="standardContextual"/>
         </w:rPr>
       </w:pPr>
-      <w:hyperlink w:anchor="_Toc242801041" w:history="1">
+      <w:hyperlink w:anchor="_Toc242801541" w:history="1">
         <w:r>
           <w:rPr>
             <w:rStyle w:val="aff4"/>
@@ -3073,7 +3228,7 @@
             <w:noProof/>
             <w:webHidden/>
           </w:rPr>
-          <w:instrText>PAGEREF _Toc242801041 \h</w:instrText>
+          <w:instrText>PAGEREF _Toc242801541 \h</w:instrText>
         </w:r>
         <w:r>
           <w:rPr>
@@ -3103,7 +3258,7 @@
             <w:noProof/>
             <w:webHidden/>
           </w:rPr>
-          <w:t>9</w:t>
+          <w:t>11</w:t>
         </w:r>
         <w:r>
           <w:rPr>
@@ -3123,11 +3278,16 @@
         </w:tabs>
         <w:ind w:left="480"/>
         <w:rPr>
-          <w:rFonts w:hint="eastAsia"/>
+          <w:rFonts w:asciiTheme="minorHAnsi" w:eastAsiaTheme="minorEastAsia" w:hAnsiTheme="minorHAnsi" w:hint="eastAsia"/>
           <w:noProof/>
+          <w:kern w:val="2"/>
+          <w:sz w:val="22"/>
+          <w:szCs w:val="24"/>
+          <w:lang w:eastAsia="zh-CN"/>
+          <w14:ligatures w14:val="standardContextual"/>
         </w:rPr>
       </w:pPr>
-      <w:hyperlink w:anchor="_Toc242801042" w:history="1">
+      <w:hyperlink w:anchor="_Toc242801542" w:history="1">
         <w:r>
           <w:rPr>
             <w:rStyle w:val="aff4"/>
@@ -3171,7 +3331,7 @@
             <w:noProof/>
             <w:webHidden/>
           </w:rPr>
-          <w:instrText>PAGEREF _Toc242801042 \h</w:instrText>
+          <w:instrText>PAGEREF _Toc242801542 \h</w:instrText>
         </w:r>
         <w:r>
           <w:rPr>
@@ -3201,7 +3361,7 @@
             <w:noProof/>
             <w:webHidden/>
           </w:rPr>
-          <w:t>9</w:t>
+          <w:t>11</w:t>
         </w:r>
         <w:r>
           <w:rPr>
@@ -3220,11 +3380,16 @@
           <w:tab w:val="right" w:leader="dot" w:pos="8828"/>
         </w:tabs>
         <w:rPr>
-          <w:rFonts w:hint="eastAsia"/>
+          <w:rFonts w:asciiTheme="minorHAnsi" w:eastAsiaTheme="minorEastAsia" w:hAnsiTheme="minorHAnsi" w:hint="eastAsia"/>
           <w:noProof/>
+          <w:kern w:val="2"/>
+          <w:sz w:val="22"/>
+          <w:szCs w:val="24"/>
+          <w:lang w:eastAsia="zh-CN"/>
+          <w14:ligatures w14:val="standardContextual"/>
         </w:rPr>
       </w:pPr>
-      <w:hyperlink w:anchor="_Toc242801043" w:history="1">
+      <w:hyperlink w:anchor="_Toc242801543" w:history="1">
         <w:r>
           <w:rPr>
             <w:rStyle w:val="aff4"/>
@@ -3268,7 +3433,7 @@
             <w:noProof/>
             <w:webHidden/>
           </w:rPr>
-          <w:instrText>PAGEREF _Toc242801043 \h</w:instrText>
+          <w:instrText>PAGEREF _Toc242801543 \h</w:instrText>
         </w:r>
         <w:r>
           <w:rPr>
@@ -3298,7 +3463,7 @@
             <w:noProof/>
             <w:webHidden/>
           </w:rPr>
-          <w:t>10</w:t>
+          <w:t>12</w:t>
         </w:r>
         <w:r>
           <w:rPr>
@@ -3318,11 +3483,16 @@
         </w:tabs>
         <w:ind w:left="480"/>
         <w:rPr>
-          <w:rFonts w:hint="eastAsia"/>
+          <w:rFonts w:asciiTheme="minorHAnsi" w:eastAsiaTheme="minorEastAsia" w:hAnsiTheme="minorHAnsi" w:hint="eastAsia"/>
           <w:noProof/>
+          <w:kern w:val="2"/>
+          <w:sz w:val="22"/>
+          <w:szCs w:val="24"/>
+          <w:lang w:eastAsia="zh-CN"/>
+          <w14:ligatures w14:val="standardContextual"/>
         </w:rPr>
       </w:pPr>
-      <w:hyperlink w:anchor="_Toc242801044" w:history="1">
+      <w:hyperlink w:anchor="_Toc242801544" w:history="1">
         <w:r>
           <w:rPr>
             <w:rStyle w:val="aff4"/>
@@ -3366,7 +3536,7 @@
             <w:noProof/>
             <w:webHidden/>
           </w:rPr>
-          <w:instrText>PAGEREF _Toc242801044 \h</w:instrText>
+          <w:instrText>PAGEREF _Toc242801544 \h</w:instrText>
         </w:r>
         <w:r>
           <w:rPr>
@@ -3396,7 +3566,7 @@
             <w:noProof/>
             <w:webHidden/>
           </w:rPr>
-          <w:t>10</w:t>
+          <w:t>12</w:t>
         </w:r>
         <w:r>
           <w:rPr>
@@ -3416,11 +3586,16 @@
         </w:tabs>
         <w:ind w:left="480"/>
         <w:rPr>
-          <w:rFonts w:hint="eastAsia"/>
+          <w:rFonts w:asciiTheme="minorHAnsi" w:eastAsiaTheme="minorEastAsia" w:hAnsiTheme="minorHAnsi" w:hint="eastAsia"/>
           <w:noProof/>
+          <w:kern w:val="2"/>
+          <w:sz w:val="22"/>
+          <w:szCs w:val="24"/>
+          <w:lang w:eastAsia="zh-CN"/>
+          <w14:ligatures w14:val="standardContextual"/>
         </w:rPr>
       </w:pPr>
-      <w:hyperlink w:anchor="_Toc242801045" w:history="1">
+      <w:hyperlink w:anchor="_Toc242801545" w:history="1">
         <w:r>
           <w:rPr>
             <w:rStyle w:val="aff4"/>
@@ -3464,7 +3639,7 @@
             <w:noProof/>
             <w:webHidden/>
           </w:rPr>
-          <w:instrText>PAGEREF _Toc242801045 \h</w:instrText>
+          <w:instrText>PAGEREF _Toc242801545 \h</w:instrText>
         </w:r>
         <w:r>
           <w:rPr>
@@ -3494,7 +3669,7 @@
             <w:noProof/>
             <w:webHidden/>
           </w:rPr>
-          <w:t>10</w:t>
+          <w:t>12</w:t>
         </w:r>
         <w:r>
           <w:rPr>
@@ -3516,7 +3691,7 @@
       <w:pPr>
         <w:pStyle w:val="1"/>
       </w:pPr>
-      <w:bookmarkStart w:id="0" w:name="_Toc242801011"/>
+      <w:bookmarkStart w:id="0" w:name="_Toc242801511"/>
       <w:r>
         <w:lastRenderedPageBreak/>
         <w:t xml:space="preserve">1. </w:t>
@@ -3530,7 +3705,7 @@
       <w:pPr>
         <w:pStyle w:val="21"/>
       </w:pPr>
-      <w:bookmarkStart w:id="1" w:name="_Toc242801012"/>
+      <w:bookmarkStart w:id="1" w:name="_Toc242801512"/>
       <w:r>
         <w:t xml:space="preserve">1.1 </w:t>
       </w:r>
@@ -3563,7 +3738,7 @@
       <w:pPr>
         <w:pStyle w:val="21"/>
       </w:pPr>
-      <w:bookmarkStart w:id="2" w:name="_Toc242801013"/>
+      <w:bookmarkStart w:id="2" w:name="_Toc242801513"/>
       <w:r>
         <w:t xml:space="preserve">1.2 </w:t>
       </w:r>
@@ -3602,7 +3777,7 @@
       <w:pPr>
         <w:pStyle w:val="1"/>
       </w:pPr>
-      <w:bookmarkStart w:id="3" w:name="_Toc242801014"/>
+      <w:bookmarkStart w:id="3" w:name="_Toc242801514"/>
       <w:r>
         <w:t xml:space="preserve">2. </w:t>
       </w:r>
@@ -3615,7 +3790,7 @@
       <w:pPr>
         <w:pStyle w:val="21"/>
       </w:pPr>
-      <w:bookmarkStart w:id="4" w:name="_Toc242801015"/>
+      <w:bookmarkStart w:id="4" w:name="_Toc242801515"/>
       <w:r>
         <w:t xml:space="preserve">2.1 </w:t>
       </w:r>
@@ -3769,7 +3944,7 @@
       <w:pPr>
         <w:pStyle w:val="21"/>
       </w:pPr>
-      <w:bookmarkStart w:id="5" w:name="_Toc242801016"/>
+      <w:bookmarkStart w:id="5" w:name="_Toc242801516"/>
       <w:r>
         <w:t xml:space="preserve">2.2 </w:t>
       </w:r>
@@ -3903,7 +4078,7 @@
       <w:pPr>
         <w:pStyle w:val="21"/>
       </w:pPr>
-      <w:bookmarkStart w:id="6" w:name="_Toc242801017"/>
+      <w:bookmarkStart w:id="6" w:name="_Toc242801517"/>
       <w:r>
         <w:t xml:space="preserve">2.3 </w:t>
       </w:r>
@@ -4637,7 +4812,7 @@
       <w:pPr>
         <w:pStyle w:val="21"/>
       </w:pPr>
-      <w:bookmarkStart w:id="7" w:name="_Toc242801018"/>
+      <w:bookmarkStart w:id="7" w:name="_Toc242801518"/>
       <w:r>
         <w:t xml:space="preserve">2.4 </w:t>
       </w:r>
@@ -4943,7 +5118,7 @@
       <w:pPr>
         <w:pStyle w:val="1"/>
       </w:pPr>
-      <w:bookmarkStart w:id="8" w:name="_Toc242801019"/>
+      <w:bookmarkStart w:id="8" w:name="_Toc242801519"/>
       <w:r>
         <w:lastRenderedPageBreak/>
         <w:t xml:space="preserve">3. </w:t>
@@ -4957,7 +5132,7 @@
       <w:pPr>
         <w:pStyle w:val="21"/>
       </w:pPr>
-      <w:bookmarkStart w:id="9" w:name="_Toc242801020"/>
+      <w:bookmarkStart w:id="9" w:name="_Toc242801520"/>
       <w:r>
         <w:t xml:space="preserve">3.1 </w:t>
       </w:r>
@@ -4993,10 +5168,234 @@
       </w:r>
     </w:p>
     <w:p>
+      <w:r>
+        <w:rPr>
+          <w:b/>
+          <w:sz w:val="21"/>
+        </w:rPr>
+        <w:t>项目经理（陈麒元）</w:t>
+      </w:r>
+      <w:r>
+        <w:rPr>
+          <w:b/>
+          <w:sz w:val="21"/>
+        </w:rPr>
+        <w:t>——</w:t>
+      </w:r>
+      <w:r>
+        <w:rPr>
+          <w:b/>
+          <w:sz w:val="21"/>
+        </w:rPr>
+        <w:t>对项目整体负责，组织计划、评审、集成与对外交付，下设：</w:t>
+      </w:r>
+    </w:p>
+    <w:p>
+      <w:r>
+        <w:rPr>
+          <w:sz w:val="21"/>
+        </w:rPr>
+        <w:t xml:space="preserve">  </w:t>
+      </w:r>
+      <w:r>
+        <w:rPr>
+          <w:sz w:val="21"/>
+        </w:rPr>
+        <w:t>系统分析员（宋嘉幸）：需求分析、用例建模、需求基线</w:t>
+      </w:r>
+    </w:p>
+    <w:p>
+      <w:r>
+        <w:rPr>
+          <w:sz w:val="21"/>
+        </w:rPr>
+        <w:t xml:space="preserve">  </w:t>
+      </w:r>
+      <w:r>
+        <w:rPr>
+          <w:sz w:val="21"/>
+        </w:rPr>
+        <w:t>设计员（窦源泽）：架构、数据库、</w:t>
+      </w:r>
+      <w:r>
+        <w:rPr>
+          <w:sz w:val="21"/>
+        </w:rPr>
+        <w:t xml:space="preserve">API </w:t>
+      </w:r>
+      <w:r>
+        <w:rPr>
+          <w:sz w:val="21"/>
+        </w:rPr>
+        <w:t>设计及后端实现</w:t>
+      </w:r>
+    </w:p>
+    <w:p>
+      <w:r>
+        <w:rPr>
+          <w:sz w:val="21"/>
+        </w:rPr>
+        <w:t xml:space="preserve">  </w:t>
+      </w:r>
+      <w:r>
+        <w:rPr>
+          <w:sz w:val="21"/>
+        </w:rPr>
+        <w:t>界面设计员（林星）：界面原型、前端页面、用户手册</w:t>
+      </w:r>
+    </w:p>
+    <w:p>
+      <w:r>
+        <w:rPr>
+          <w:sz w:val="21"/>
+        </w:rPr>
+        <w:t xml:space="preserve">  </w:t>
+      </w:r>
+      <w:r>
+        <w:rPr>
+          <w:sz w:val="21"/>
+        </w:rPr>
+        <w:t>测试经理（常子衡）：测试计划</w:t>
+      </w:r>
+      <w:r>
+        <w:rPr>
+          <w:sz w:val="21"/>
+        </w:rPr>
+        <w:t>/</w:t>
+      </w:r>
+      <w:r>
+        <w:rPr>
+          <w:sz w:val="21"/>
+        </w:rPr>
+        <w:t>设计</w:t>
+      </w:r>
+      <w:r>
+        <w:rPr>
+          <w:sz w:val="21"/>
+        </w:rPr>
+        <w:t>/</w:t>
+      </w:r>
+      <w:r>
+        <w:rPr>
+          <w:sz w:val="21"/>
+        </w:rPr>
+        <w:t>执行、缺陷跟踪</w:t>
+      </w:r>
+    </w:p>
+    <w:p>
+      <w:r>
+        <w:rPr>
+          <w:sz w:val="21"/>
+        </w:rPr>
+        <w:t xml:space="preserve">  </w:t>
+      </w:r>
+      <w:r>
+        <w:rPr>
+          <w:sz w:val="21"/>
+        </w:rPr>
+        <w:t>配置经理（钟姝伶）：配置管理、分支策略、</w:t>
+      </w:r>
+      <w:r>
+        <w:rPr>
+          <w:sz w:val="21"/>
+        </w:rPr>
+        <w:t>CI</w:t>
+      </w:r>
+      <w:r>
+        <w:rPr>
+          <w:sz w:val="21"/>
+        </w:rPr>
+        <w:t>、基线、</w:t>
+      </w:r>
+      <w:r>
+        <w:rPr>
+          <w:sz w:val="21"/>
+        </w:rPr>
+        <w:t>Release</w:t>
+      </w:r>
+    </w:p>
+    <w:p>
+      <w:r>
+        <w:rPr>
+          <w:sz w:val="21"/>
+        </w:rPr>
+        <w:t>协作关系：各角色每周例会向项目经理汇报；需求</w:t>
+      </w:r>
+      <w:r>
+        <w:rPr>
+          <w:sz w:val="21"/>
+        </w:rPr>
+        <w:t>→</w:t>
+      </w:r>
+      <w:r>
+        <w:rPr>
+          <w:sz w:val="21"/>
+        </w:rPr>
+        <w:t>设计</w:t>
+      </w:r>
+      <w:r>
+        <w:rPr>
+          <w:sz w:val="21"/>
+        </w:rPr>
+        <w:t>→</w:t>
+      </w:r>
+      <w:r>
+        <w:rPr>
+          <w:sz w:val="21"/>
+        </w:rPr>
+        <w:t>开发</w:t>
+      </w:r>
+      <w:r>
+        <w:rPr>
+          <w:sz w:val="21"/>
+        </w:rPr>
+        <w:t>→</w:t>
+      </w:r>
+      <w:r>
+        <w:rPr>
+          <w:sz w:val="21"/>
+        </w:rPr>
+        <w:t>测试</w:t>
+      </w:r>
+      <w:r>
+        <w:rPr>
+          <w:sz w:val="21"/>
+        </w:rPr>
+        <w:t>→</w:t>
+      </w:r>
+      <w:r>
+        <w:rPr>
+          <w:sz w:val="21"/>
+        </w:rPr>
+        <w:t>配置按</w:t>
+      </w:r>
+      <w:r>
+        <w:rPr>
+          <w:sz w:val="21"/>
+        </w:rPr>
+        <w:t xml:space="preserve"> RUP </w:t>
+      </w:r>
+      <w:r>
+        <w:rPr>
+          <w:sz w:val="21"/>
+        </w:rPr>
+        <w:t>阶段文档交接，</w:t>
+      </w:r>
+    </w:p>
+    <w:p>
+      <w:r>
+        <w:rPr>
+          <w:sz w:val="21"/>
+        </w:rPr>
+        <w:t>项目经理负责集成与评审组织，保证核心功能闭环可演示。</w:t>
+      </w:r>
+    </w:p>
+    <w:p/>
+    <w:p>
       <w:pPr>
         <w:pStyle w:val="21"/>
       </w:pPr>
-      <w:bookmarkStart w:id="10" w:name="_Toc242801021"/>
+      <w:bookmarkStart w:id="10" w:name="_Toc242801521"/>
       <w:r>
         <w:t xml:space="preserve">3.2 </w:t>
       </w:r>
@@ -5052,7 +5451,7 @@
       <w:pPr>
         <w:pStyle w:val="21"/>
       </w:pPr>
-      <w:bookmarkStart w:id="11" w:name="_Toc242801022"/>
+      <w:bookmarkStart w:id="11" w:name="_Toc242801522"/>
       <w:r>
         <w:t xml:space="preserve">3.3 </w:t>
       </w:r>
@@ -5060,6 +5459,909 @@
         <w:t>角色与职责</w:t>
       </w:r>
       <w:bookmarkEnd w:id="11"/>
+    </w:p>
+    <w:tbl>
+      <w:tblPr>
+        <w:tblStyle w:val="af4"/>
+        <w:tblW w:w="0" w:type="auto"/>
+        <w:tblLook w:val="04A0" w:firstRow="1" w:lastRow="0" w:firstColumn="1" w:lastColumn="0" w:noHBand="0" w:noVBand="1"/>
+      </w:tblPr>
+      <w:tblGrid>
+        <w:gridCol w:w="1768"/>
+        <w:gridCol w:w="1768"/>
+        <w:gridCol w:w="1768"/>
+        <w:gridCol w:w="1768"/>
+        <w:gridCol w:w="1768"/>
+      </w:tblGrid>
+      <w:tr>
+        <w:tc>
+          <w:tcPr>
+            <w:tcW w:w="1768" w:type="dxa"/>
+          </w:tcPr>
+          <w:p>
+            <w:r>
+              <w:rPr>
+                <w:b/>
+                <w:sz w:val="18"/>
+              </w:rPr>
+              <w:t>角色</w:t>
+            </w:r>
+          </w:p>
+        </w:tc>
+        <w:tc>
+          <w:tcPr>
+            <w:tcW w:w="1768" w:type="dxa"/>
+          </w:tcPr>
+          <w:p>
+            <w:r>
+              <w:rPr>
+                <w:b/>
+                <w:sz w:val="18"/>
+              </w:rPr>
+              <w:t>负责人</w:t>
+            </w:r>
+          </w:p>
+        </w:tc>
+        <w:tc>
+          <w:tcPr>
+            <w:tcW w:w="1768" w:type="dxa"/>
+          </w:tcPr>
+          <w:p>
+            <w:r>
+              <w:rPr>
+                <w:b/>
+                <w:sz w:val="18"/>
+              </w:rPr>
+              <w:t>主要职责</w:t>
+            </w:r>
+          </w:p>
+        </w:tc>
+        <w:tc>
+          <w:tcPr>
+            <w:tcW w:w="1768" w:type="dxa"/>
+          </w:tcPr>
+          <w:p>
+            <w:r>
+              <w:rPr>
+                <w:b/>
+                <w:sz w:val="18"/>
+              </w:rPr>
+              <w:t>主要交付物</w:t>
+            </w:r>
+          </w:p>
+        </w:tc>
+        <w:tc>
+          <w:tcPr>
+            <w:tcW w:w="1768" w:type="dxa"/>
+          </w:tcPr>
+          <w:p>
+            <w:r>
+              <w:rPr>
+                <w:b/>
+                <w:sz w:val="18"/>
+              </w:rPr>
+              <w:t>权值</w:t>
+            </w:r>
+          </w:p>
+        </w:tc>
+      </w:tr>
+      <w:tr>
+        <w:tc>
+          <w:tcPr>
+            <w:tcW w:w="1768" w:type="dxa"/>
+          </w:tcPr>
+          <w:p>
+            <w:r>
+              <w:rPr>
+                <w:sz w:val="18"/>
+              </w:rPr>
+              <w:t>项目经理</w:t>
+            </w:r>
+          </w:p>
+        </w:tc>
+        <w:tc>
+          <w:tcPr>
+            <w:tcW w:w="1768" w:type="dxa"/>
+          </w:tcPr>
+          <w:p>
+            <w:r>
+              <w:rPr>
+                <w:sz w:val="18"/>
+              </w:rPr>
+              <w:t>陈麒元</w:t>
+            </w:r>
+          </w:p>
+        </w:tc>
+        <w:tc>
+          <w:tcPr>
+            <w:tcW w:w="1768" w:type="dxa"/>
+          </w:tcPr>
+          <w:p>
+            <w:r>
+              <w:rPr>
+                <w:sz w:val="18"/>
+              </w:rPr>
+              <w:t>计划、排期、进度跟踪、风险管理、</w:t>
+            </w:r>
+            <w:r>
+              <w:rPr>
+                <w:sz w:val="18"/>
+              </w:rPr>
+              <w:t xml:space="preserve">PR </w:t>
+            </w:r>
+            <w:r>
+              <w:rPr>
+                <w:sz w:val="18"/>
+              </w:rPr>
+              <w:t>审核、集成与答辩统筹</w:t>
+            </w:r>
+          </w:p>
+        </w:tc>
+        <w:tc>
+          <w:tcPr>
+            <w:tcW w:w="1768" w:type="dxa"/>
+          </w:tcPr>
+          <w:p>
+            <w:r>
+              <w:rPr>
+                <w:sz w:val="18"/>
+              </w:rPr>
+              <w:t>初始</w:t>
+            </w:r>
+            <w:r>
+              <w:rPr>
+                <w:sz w:val="18"/>
+              </w:rPr>
+              <w:t>/</w:t>
+            </w:r>
+            <w:r>
+              <w:rPr>
+                <w:sz w:val="18"/>
+              </w:rPr>
+              <w:t>详细软件项目计划、会议纪要、风险清单、答辩</w:t>
+            </w:r>
+            <w:r>
+              <w:rPr>
+                <w:sz w:val="18"/>
+              </w:rPr>
+              <w:t xml:space="preserve"> PPT</w:t>
+            </w:r>
+          </w:p>
+        </w:tc>
+        <w:tc>
+          <w:tcPr>
+            <w:tcW w:w="1768" w:type="dxa"/>
+          </w:tcPr>
+          <w:p>
+            <w:r>
+              <w:rPr>
+                <w:sz w:val="18"/>
+              </w:rPr>
+              <w:t>10</w:t>
+            </w:r>
+          </w:p>
+        </w:tc>
+      </w:tr>
+      <w:tr>
+        <w:tc>
+          <w:tcPr>
+            <w:tcW w:w="1768" w:type="dxa"/>
+          </w:tcPr>
+          <w:p>
+            <w:r>
+              <w:rPr>
+                <w:sz w:val="18"/>
+              </w:rPr>
+              <w:t>系统分析员</w:t>
+            </w:r>
+          </w:p>
+        </w:tc>
+        <w:tc>
+          <w:tcPr>
+            <w:tcW w:w="1768" w:type="dxa"/>
+          </w:tcPr>
+          <w:p>
+            <w:r>
+              <w:rPr>
+                <w:sz w:val="18"/>
+              </w:rPr>
+              <w:t>宋嘉幸</w:t>
+            </w:r>
+          </w:p>
+        </w:tc>
+        <w:tc>
+          <w:tcPr>
+            <w:tcW w:w="1768" w:type="dxa"/>
+          </w:tcPr>
+          <w:p>
+            <w:r>
+              <w:rPr>
+                <w:sz w:val="18"/>
+              </w:rPr>
+              <w:t>需求调研、用例建</w:t>
+            </w:r>
+            <w:r>
+              <w:rPr>
+                <w:sz w:val="18"/>
+              </w:rPr>
+              <w:lastRenderedPageBreak/>
+              <w:t>模、补充规约、需求基线管理、拆解</w:t>
+            </w:r>
+            <w:r>
+              <w:rPr>
+                <w:sz w:val="18"/>
+              </w:rPr>
+              <w:t xml:space="preserve"> REQ Issue</w:t>
+            </w:r>
+          </w:p>
+        </w:tc>
+        <w:tc>
+          <w:tcPr>
+            <w:tcW w:w="1768" w:type="dxa"/>
+          </w:tcPr>
+          <w:p>
+            <w:r>
+              <w:rPr>
+                <w:sz w:val="18"/>
+              </w:rPr>
+              <w:lastRenderedPageBreak/>
+              <w:t>软件需求规范、用</w:t>
+            </w:r>
+            <w:r>
+              <w:rPr>
+                <w:sz w:val="18"/>
+              </w:rPr>
+              <w:lastRenderedPageBreak/>
+              <w:t>例图</w:t>
+            </w:r>
+            <w:r>
+              <w:rPr>
+                <w:sz w:val="18"/>
+              </w:rPr>
+              <w:t>/</w:t>
+            </w:r>
+            <w:r>
+              <w:rPr>
+                <w:sz w:val="18"/>
+              </w:rPr>
+              <w:t>用例规约</w:t>
+            </w:r>
+            <w:r>
+              <w:rPr>
+                <w:sz w:val="18"/>
+              </w:rPr>
+              <w:t>/</w:t>
+            </w:r>
+            <w:r>
+              <w:rPr>
+                <w:sz w:val="18"/>
+              </w:rPr>
+              <w:t>补充规约</w:t>
+            </w:r>
+          </w:p>
+        </w:tc>
+        <w:tc>
+          <w:tcPr>
+            <w:tcW w:w="1768" w:type="dxa"/>
+          </w:tcPr>
+          <w:p>
+            <w:r>
+              <w:rPr>
+                <w:sz w:val="18"/>
+              </w:rPr>
+              <w:lastRenderedPageBreak/>
+              <w:t>8</w:t>
+            </w:r>
+          </w:p>
+        </w:tc>
+      </w:tr>
+      <w:tr>
+        <w:tc>
+          <w:tcPr>
+            <w:tcW w:w="1768" w:type="dxa"/>
+          </w:tcPr>
+          <w:p>
+            <w:r>
+              <w:rPr>
+                <w:sz w:val="18"/>
+              </w:rPr>
+              <w:t>设计员</w:t>
+            </w:r>
+          </w:p>
+        </w:tc>
+        <w:tc>
+          <w:tcPr>
+            <w:tcW w:w="1768" w:type="dxa"/>
+          </w:tcPr>
+          <w:p>
+            <w:r>
+              <w:rPr>
+                <w:sz w:val="18"/>
+              </w:rPr>
+              <w:t>窦源泽</w:t>
+            </w:r>
+          </w:p>
+        </w:tc>
+        <w:tc>
+          <w:tcPr>
+            <w:tcW w:w="1768" w:type="dxa"/>
+          </w:tcPr>
+          <w:p>
+            <w:r>
+              <w:rPr>
+                <w:sz w:val="18"/>
+              </w:rPr>
+              <w:t>架构设计、数据库设计、</w:t>
+            </w:r>
+            <w:r>
+              <w:rPr>
+                <w:sz w:val="18"/>
+              </w:rPr>
+              <w:t xml:space="preserve">API </w:t>
+            </w:r>
+            <w:r>
+              <w:rPr>
+                <w:sz w:val="18"/>
+              </w:rPr>
+              <w:t>设计、后端核心实现、设计文档</w:t>
+            </w:r>
+          </w:p>
+        </w:tc>
+        <w:tc>
+          <w:tcPr>
+            <w:tcW w:w="1768" w:type="dxa"/>
+          </w:tcPr>
+          <w:p>
+            <w:r>
+              <w:rPr>
+                <w:sz w:val="18"/>
+              </w:rPr>
+              <w:t>设计文档、</w:t>
+            </w:r>
+            <w:r>
+              <w:rPr>
+                <w:sz w:val="18"/>
+              </w:rPr>
+              <w:t xml:space="preserve">ER </w:t>
+            </w:r>
+            <w:r>
+              <w:rPr>
+                <w:sz w:val="18"/>
+              </w:rPr>
+              <w:t>图</w:t>
+            </w:r>
+            <w:r>
+              <w:rPr>
+                <w:sz w:val="18"/>
+              </w:rPr>
+              <w:t xml:space="preserve">/API </w:t>
+            </w:r>
+            <w:r>
+              <w:rPr>
+                <w:sz w:val="18"/>
+              </w:rPr>
+              <w:t>文档、后端代码、</w:t>
+            </w:r>
+            <w:r>
+              <w:rPr>
+                <w:sz w:val="18"/>
+              </w:rPr>
+              <w:t>db/init.sql</w:t>
+            </w:r>
+          </w:p>
+        </w:tc>
+        <w:tc>
+          <w:tcPr>
+            <w:tcW w:w="1768" w:type="dxa"/>
+          </w:tcPr>
+          <w:p>
+            <w:r>
+              <w:rPr>
+                <w:sz w:val="18"/>
+              </w:rPr>
+              <w:t>8</w:t>
+            </w:r>
+          </w:p>
+        </w:tc>
+      </w:tr>
+      <w:tr>
+        <w:tc>
+          <w:tcPr>
+            <w:tcW w:w="1768" w:type="dxa"/>
+          </w:tcPr>
+          <w:p>
+            <w:r>
+              <w:rPr>
+                <w:sz w:val="18"/>
+              </w:rPr>
+              <w:t>测试经理</w:t>
+            </w:r>
+          </w:p>
+        </w:tc>
+        <w:tc>
+          <w:tcPr>
+            <w:tcW w:w="1768" w:type="dxa"/>
+          </w:tcPr>
+          <w:p>
+            <w:r>
+              <w:rPr>
+                <w:sz w:val="18"/>
+              </w:rPr>
+              <w:t>常子衡</w:t>
+            </w:r>
+          </w:p>
+        </w:tc>
+        <w:tc>
+          <w:tcPr>
+            <w:tcW w:w="1768" w:type="dxa"/>
+          </w:tcPr>
+          <w:p>
+            <w:r>
+              <w:rPr>
+                <w:sz w:val="18"/>
+              </w:rPr>
+              <w:t>测试计划与设计、测试执行、缺陷跟踪、冒烟</w:t>
+            </w:r>
+            <w:r>
+              <w:rPr>
+                <w:sz w:val="18"/>
+              </w:rPr>
+              <w:t>/</w:t>
+            </w:r>
+            <w:r>
+              <w:rPr>
+                <w:sz w:val="18"/>
+              </w:rPr>
+              <w:t>回归测试、测试报告</w:t>
+            </w:r>
+          </w:p>
+        </w:tc>
+        <w:tc>
+          <w:tcPr>
+            <w:tcW w:w="1768" w:type="dxa"/>
+          </w:tcPr>
+          <w:p>
+            <w:r>
+              <w:rPr>
+                <w:sz w:val="18"/>
+              </w:rPr>
+              <w:t>软件测试计划、软件测试设计、测试报告、缺陷列表</w:t>
+            </w:r>
+          </w:p>
+        </w:tc>
+        <w:tc>
+          <w:tcPr>
+            <w:tcW w:w="1768" w:type="dxa"/>
+          </w:tcPr>
+          <w:p>
+            <w:r>
+              <w:rPr>
+                <w:sz w:val="18"/>
+              </w:rPr>
+              <w:t>8</w:t>
+            </w:r>
+          </w:p>
+        </w:tc>
+      </w:tr>
+      <w:tr>
+        <w:tc>
+          <w:tcPr>
+            <w:tcW w:w="1768" w:type="dxa"/>
+          </w:tcPr>
+          <w:p>
+            <w:r>
+              <w:rPr>
+                <w:sz w:val="18"/>
+              </w:rPr>
+              <w:t>配置经理</w:t>
+            </w:r>
+          </w:p>
+        </w:tc>
+        <w:tc>
+          <w:tcPr>
+            <w:tcW w:w="1768" w:type="dxa"/>
+          </w:tcPr>
+          <w:p>
+            <w:r>
+              <w:rPr>
+                <w:sz w:val="18"/>
+              </w:rPr>
+              <w:t>钟姝伶</w:t>
+            </w:r>
+          </w:p>
+        </w:tc>
+        <w:tc>
+          <w:tcPr>
+            <w:tcW w:w="1768" w:type="dxa"/>
+          </w:tcPr>
+          <w:p>
+            <w:r>
+              <w:rPr>
+                <w:sz w:val="18"/>
+              </w:rPr>
+              <w:t>配置管理计划、分支策略、</w:t>
+            </w:r>
+            <w:r>
+              <w:rPr>
+                <w:sz w:val="18"/>
+              </w:rPr>
+              <w:t>CI</w:t>
+            </w:r>
+            <w:r>
+              <w:rPr>
+                <w:sz w:val="18"/>
+              </w:rPr>
+              <w:t>、基线维护、</w:t>
+            </w:r>
+            <w:r>
+              <w:rPr>
+                <w:sz w:val="18"/>
+              </w:rPr>
+              <w:t>Release</w:t>
+            </w:r>
+            <w:r>
+              <w:rPr>
+                <w:sz w:val="18"/>
+              </w:rPr>
+              <w:t>、后端工具模块</w:t>
+            </w:r>
+          </w:p>
+        </w:tc>
+        <w:tc>
+          <w:tcPr>
+            <w:tcW w:w="1768" w:type="dxa"/>
+          </w:tcPr>
+          <w:p>
+            <w:r>
+              <w:rPr>
+                <w:sz w:val="18"/>
+              </w:rPr>
+              <w:t>配置管理计划、</w:t>
+            </w:r>
+            <w:r>
+              <w:rPr>
+                <w:sz w:val="18"/>
+              </w:rPr>
+              <w:t>ci.yml</w:t>
+            </w:r>
+            <w:r>
+              <w:rPr>
+                <w:sz w:val="18"/>
+              </w:rPr>
+              <w:t>、</w:t>
+            </w:r>
+            <w:r>
+              <w:rPr>
+                <w:sz w:val="18"/>
+              </w:rPr>
+              <w:t>docker-compose.yml</w:t>
+            </w:r>
+            <w:r>
+              <w:rPr>
+                <w:sz w:val="18"/>
+              </w:rPr>
+              <w:t>、</w:t>
+            </w:r>
+            <w:r>
+              <w:rPr>
+                <w:sz w:val="18"/>
+              </w:rPr>
+              <w:t>Release Notes</w:t>
+            </w:r>
+          </w:p>
+        </w:tc>
+        <w:tc>
+          <w:tcPr>
+            <w:tcW w:w="1768" w:type="dxa"/>
+          </w:tcPr>
+          <w:p>
+            <w:r>
+              <w:rPr>
+                <w:sz w:val="18"/>
+              </w:rPr>
+              <w:t>8</w:t>
+            </w:r>
+          </w:p>
+        </w:tc>
+      </w:tr>
+      <w:tr>
+        <w:tc>
+          <w:tcPr>
+            <w:tcW w:w="1768" w:type="dxa"/>
+          </w:tcPr>
+          <w:p>
+            <w:r>
+              <w:rPr>
+                <w:sz w:val="18"/>
+              </w:rPr>
+              <w:t>界面设计员</w:t>
+            </w:r>
+          </w:p>
+        </w:tc>
+        <w:tc>
+          <w:tcPr>
+            <w:tcW w:w="1768" w:type="dxa"/>
+          </w:tcPr>
+          <w:p>
+            <w:r>
+              <w:rPr>
+                <w:sz w:val="18"/>
+              </w:rPr>
+              <w:t>林星</w:t>
+            </w:r>
+          </w:p>
+        </w:tc>
+        <w:tc>
+          <w:tcPr>
+            <w:tcW w:w="1768" w:type="dxa"/>
+          </w:tcPr>
+          <w:p>
+            <w:r>
+              <w:rPr>
+                <w:sz w:val="18"/>
+              </w:rPr>
+              <w:t>界面原型、</w:t>
+            </w:r>
+            <w:r>
+              <w:rPr>
+                <w:sz w:val="18"/>
+              </w:rPr>
+              <w:t xml:space="preserve">UI </w:t>
+            </w:r>
+            <w:r>
+              <w:rPr>
+                <w:sz w:val="18"/>
+              </w:rPr>
+              <w:t>规范、前端全部页面、用户手册</w:t>
+            </w:r>
+          </w:p>
+        </w:tc>
+        <w:tc>
+          <w:tcPr>
+            <w:tcW w:w="1768" w:type="dxa"/>
+          </w:tcPr>
+          <w:p>
+            <w:r>
+              <w:rPr>
+                <w:sz w:val="18"/>
+              </w:rPr>
+              <w:t>用户界面原型、前端代码、用户手册</w:t>
+            </w:r>
+          </w:p>
+        </w:tc>
+        <w:tc>
+          <w:tcPr>
+            <w:tcW w:w="1768" w:type="dxa"/>
+          </w:tcPr>
+          <w:p>
+            <w:r>
+              <w:rPr>
+                <w:sz w:val="18"/>
+              </w:rPr>
+              <w:t>8</w:t>
+            </w:r>
+          </w:p>
+        </w:tc>
+      </w:tr>
+      <w:tr>
+        <w:tc>
+          <w:tcPr>
+            <w:tcW w:w="1768" w:type="dxa"/>
+          </w:tcPr>
+          <w:p>
+            <w:r>
+              <w:rPr>
+                <w:sz w:val="18"/>
+              </w:rPr>
+              <w:t>（可分配）程序员</w:t>
+            </w:r>
+            <w:r>
+              <w:rPr>
+                <w:sz w:val="18"/>
+              </w:rPr>
+              <w:t>/</w:t>
+            </w:r>
+            <w:r>
+              <w:rPr>
+                <w:sz w:val="18"/>
+              </w:rPr>
+              <w:t>测试员</w:t>
+            </w:r>
+          </w:p>
+        </w:tc>
+        <w:tc>
+          <w:tcPr>
+            <w:tcW w:w="1768" w:type="dxa"/>
+          </w:tcPr>
+          <w:p>
+            <w:r>
+              <w:rPr>
+                <w:sz w:val="18"/>
+              </w:rPr>
+              <w:t>视任务分配</w:t>
+            </w:r>
+          </w:p>
+        </w:tc>
+        <w:tc>
+          <w:tcPr>
+            <w:tcW w:w="1768" w:type="dxa"/>
+          </w:tcPr>
+          <w:p>
+            <w:r>
+              <w:rPr>
+                <w:sz w:val="18"/>
+              </w:rPr>
+              <w:t>承担编码实现与测试执行的临时角色，增加过程评估权值</w:t>
+            </w:r>
+          </w:p>
+        </w:tc>
+        <w:tc>
+          <w:tcPr>
+            <w:tcW w:w="1768" w:type="dxa"/>
+          </w:tcPr>
+          <w:p>
+            <w:r>
+              <w:rPr>
+                <w:sz w:val="18"/>
+              </w:rPr>
+              <w:t>对应代码与测试产物</w:t>
+            </w:r>
+          </w:p>
+        </w:tc>
+        <w:tc>
+          <w:tcPr>
+            <w:tcW w:w="1768" w:type="dxa"/>
+          </w:tcPr>
+          <w:p>
+            <w:r>
+              <w:rPr>
+                <w:sz w:val="18"/>
+              </w:rPr>
+              <w:t>按分配</w:t>
+            </w:r>
+          </w:p>
+        </w:tc>
+      </w:tr>
+    </w:tbl>
+    <w:p>
+      <w:r>
+        <w:rPr>
+          <w:sz w:val="21"/>
+        </w:rPr>
+        <w:t>人力资源分配说明：团队成员共</w:t>
+      </w:r>
+      <w:r>
+        <w:rPr>
+          <w:sz w:val="21"/>
+        </w:rPr>
+        <w:t xml:space="preserve"> 6 </w:t>
+      </w:r>
+      <w:r>
+        <w:rPr>
+          <w:sz w:val="21"/>
+        </w:rPr>
+        <w:t>人，全程全职投入。项目经理对最终交付负责，按周在</w:t>
+      </w:r>
+      <w:r>
+        <w:rPr>
+          <w:sz w:val="21"/>
+        </w:rPr>
+        <w:t xml:space="preserve">GitHub Projects </w:t>
+      </w:r>
+      <w:r>
+        <w:rPr>
+          <w:sz w:val="21"/>
+        </w:rPr>
+        <w:t>下达任务并跟踪；各角色在精化</w:t>
+      </w:r>
+      <w:r>
+        <w:rPr>
+          <w:sz w:val="21"/>
+        </w:rPr>
+        <w:t>/</w:t>
+      </w:r>
+      <w:r>
+        <w:rPr>
+          <w:sz w:val="21"/>
+        </w:rPr>
+        <w:t>构建阶段的高峰并行。工作量占比估算：需求与设计约</w:t>
+      </w:r>
+      <w:r>
+        <w:rPr>
+          <w:sz w:val="21"/>
+        </w:rPr>
+        <w:t xml:space="preserve"> 30%</w:t>
+      </w:r>
+      <w:r>
+        <w:rPr>
+          <w:sz w:val="21"/>
+        </w:rPr>
+        <w:t>，编码实现约</w:t>
+      </w:r>
+      <w:r>
+        <w:rPr>
+          <w:sz w:val="21"/>
+        </w:rPr>
+        <w:t xml:space="preserve"> 45%</w:t>
+      </w:r>
+      <w:r>
+        <w:rPr>
+          <w:sz w:val="21"/>
+        </w:rPr>
+        <w:t>，测试约</w:t>
+      </w:r>
+      <w:r>
+        <w:rPr>
+          <w:sz w:val="21"/>
+        </w:rPr>
+        <w:t xml:space="preserve"> 15%</w:t>
+      </w:r>
+      <w:r>
+        <w:rPr>
+          <w:sz w:val="21"/>
+        </w:rPr>
+        <w:t>，配置与文档约</w:t>
+      </w:r>
+      <w:r>
+        <w:rPr>
+          <w:sz w:val="21"/>
+        </w:rPr>
+        <w:t xml:space="preserve"> 10%</w:t>
+      </w:r>
+      <w:r>
+        <w:rPr>
+          <w:sz w:val="21"/>
+        </w:rPr>
+        <w:t>。若考核评估需要，可为编码</w:t>
+      </w:r>
+      <w:r>
+        <w:rPr>
+          <w:sz w:val="21"/>
+        </w:rPr>
+        <w:t>/</w:t>
+      </w:r>
+      <w:r>
+        <w:rPr>
+          <w:sz w:val="21"/>
+        </w:rPr>
+        <w:t>测试阶段分配</w:t>
+      </w:r>
+      <w:r>
+        <w:rPr>
+          <w:sz w:val="21"/>
+        </w:rPr>
+        <w:t>“</w:t>
+      </w:r>
+      <w:r>
+        <w:rPr>
+          <w:sz w:val="21"/>
+        </w:rPr>
+        <w:t>程序员</w:t>
+      </w:r>
+      <w:r>
+        <w:rPr>
+          <w:sz w:val="21"/>
+        </w:rPr>
+        <w:t>”“</w:t>
+      </w:r>
+      <w:r>
+        <w:rPr>
+          <w:sz w:val="21"/>
+        </w:rPr>
+        <w:t>测试员</w:t>
+      </w:r>
+      <w:r>
+        <w:rPr>
+          <w:sz w:val="21"/>
+        </w:rPr>
+        <w:t>”</w:t>
+      </w:r>
+      <w:r>
+        <w:rPr>
+          <w:sz w:val="21"/>
+        </w:rPr>
+        <w:t>角色并分配相应权值。</w:t>
+      </w:r>
     </w:p>
     <w:tbl>
       <w:tblPr>
@@ -5431,7 +6733,14 @@
               <w:rPr>
                 <w:sz w:val="21"/>
               </w:rPr>
-              <w:t>、基线、</w:t>
+              <w:t>、</w:t>
+            </w:r>
+            <w:r>
+              <w:rPr>
+                <w:sz w:val="21"/>
+              </w:rPr>
+              <w:lastRenderedPageBreak/>
+              <w:t>基线、</w:t>
             </w:r>
             <w:r>
               <w:rPr>
@@ -5458,6 +6767,7 @@
               <w:rPr>
                 <w:sz w:val="21"/>
               </w:rPr>
+              <w:lastRenderedPageBreak/>
               <w:t>林星</w:t>
             </w:r>
           </w:p>
@@ -5517,7 +6827,7 @@
       <w:pPr>
         <w:pStyle w:val="1"/>
       </w:pPr>
-      <w:bookmarkStart w:id="12" w:name="_Toc242801023"/>
+      <w:bookmarkStart w:id="12" w:name="_Toc242801523"/>
       <w:r>
         <w:t xml:space="preserve">4. </w:t>
       </w:r>
@@ -5530,7 +6840,7 @@
       <w:pPr>
         <w:pStyle w:val="21"/>
       </w:pPr>
-      <w:bookmarkStart w:id="13" w:name="_Toc242801024"/>
+      <w:bookmarkStart w:id="13" w:name="_Toc242801524"/>
       <w:r>
         <w:t xml:space="preserve">4.1 </w:t>
       </w:r>
@@ -5597,9 +6907,8 @@
       <w:pPr>
         <w:pStyle w:val="21"/>
       </w:pPr>
-      <w:bookmarkStart w:id="14" w:name="_Toc242801025"/>
-      <w:r>
-        <w:lastRenderedPageBreak/>
+      <w:bookmarkStart w:id="14" w:name="_Toc242801525"/>
+      <w:r>
         <w:t xml:space="preserve">4.2 </w:t>
       </w:r>
       <w:r>
@@ -5611,7 +6920,7 @@
       <w:pPr>
         <w:pStyle w:val="31"/>
       </w:pPr>
-      <w:bookmarkStart w:id="15" w:name="_Toc242801026"/>
+      <w:bookmarkStart w:id="15" w:name="_Toc242801526"/>
       <w:r>
         <w:t xml:space="preserve">4.2.1 </w:t>
       </w:r>
@@ -5732,6 +7041,7 @@
           <w:noProof/>
           <w:szCs w:val="24"/>
         </w:rPr>
+        <w:lastRenderedPageBreak/>
         <w:drawing>
           <wp:inline distT="0" distB="0" distL="114300" distR="114300" wp14:anchorId="2BEA1D03" wp14:editId="4F67D46E">
             <wp:extent cx="6720840" cy="1176655"/>
@@ -6227,11 +7537,729 @@
         <w:t>正式版</w:t>
       </w:r>
     </w:p>
+    <w:tbl>
+      <w:tblPr>
+        <w:tblStyle w:val="af4"/>
+        <w:tblW w:w="0" w:type="auto"/>
+        <w:tblLook w:val="04A0" w:firstRow="1" w:lastRow="0" w:firstColumn="1" w:lastColumn="0" w:noHBand="0" w:noVBand="1"/>
+      </w:tblPr>
+      <w:tblGrid>
+        <w:gridCol w:w="1768"/>
+        <w:gridCol w:w="1768"/>
+        <w:gridCol w:w="1768"/>
+        <w:gridCol w:w="1768"/>
+        <w:gridCol w:w="1768"/>
+      </w:tblGrid>
+      <w:tr>
+        <w:tc>
+          <w:tcPr>
+            <w:tcW w:w="1768" w:type="dxa"/>
+          </w:tcPr>
+          <w:p>
+            <w:r>
+              <w:rPr>
+                <w:b/>
+                <w:sz w:val="18"/>
+              </w:rPr>
+              <w:t>任务编号</w:t>
+            </w:r>
+          </w:p>
+        </w:tc>
+        <w:tc>
+          <w:tcPr>
+            <w:tcW w:w="1768" w:type="dxa"/>
+          </w:tcPr>
+          <w:p>
+            <w:r>
+              <w:rPr>
+                <w:b/>
+                <w:sz w:val="18"/>
+              </w:rPr>
+              <w:t>任务名称</w:t>
+            </w:r>
+          </w:p>
+        </w:tc>
+        <w:tc>
+          <w:tcPr>
+            <w:tcW w:w="1768" w:type="dxa"/>
+          </w:tcPr>
+          <w:p>
+            <w:r>
+              <w:rPr>
+                <w:b/>
+                <w:sz w:val="18"/>
+              </w:rPr>
+              <w:t>负责人</w:t>
+            </w:r>
+          </w:p>
+        </w:tc>
+        <w:tc>
+          <w:tcPr>
+            <w:tcW w:w="1768" w:type="dxa"/>
+          </w:tcPr>
+          <w:p>
+            <w:r>
+              <w:rPr>
+                <w:b/>
+                <w:sz w:val="18"/>
+              </w:rPr>
+              <w:t>工期</w:t>
+            </w:r>
+          </w:p>
+        </w:tc>
+        <w:tc>
+          <w:tcPr>
+            <w:tcW w:w="1768" w:type="dxa"/>
+          </w:tcPr>
+          <w:p>
+            <w:r>
+              <w:rPr>
+                <w:b/>
+                <w:sz w:val="18"/>
+              </w:rPr>
+              <w:t>交付物</w:t>
+            </w:r>
+          </w:p>
+        </w:tc>
+      </w:tr>
+      <w:tr>
+        <w:tc>
+          <w:tcPr>
+            <w:tcW w:w="1768" w:type="dxa"/>
+          </w:tcPr>
+          <w:p>
+            <w:r>
+              <w:rPr>
+                <w:sz w:val="18"/>
+              </w:rPr>
+              <w:t>1</w:t>
+            </w:r>
+          </w:p>
+        </w:tc>
+        <w:tc>
+          <w:tcPr>
+            <w:tcW w:w="1768" w:type="dxa"/>
+          </w:tcPr>
+          <w:p>
+            <w:r>
+              <w:rPr>
+                <w:sz w:val="18"/>
+              </w:rPr>
+              <w:t>项目管理</w:t>
+            </w:r>
+          </w:p>
+        </w:tc>
+        <w:tc>
+          <w:tcPr>
+            <w:tcW w:w="1768" w:type="dxa"/>
+          </w:tcPr>
+          <w:p>
+            <w:r>
+              <w:rPr>
+                <w:sz w:val="18"/>
+              </w:rPr>
+              <w:t>陈麒元</w:t>
+            </w:r>
+          </w:p>
+        </w:tc>
+        <w:tc>
+          <w:tcPr>
+            <w:tcW w:w="1768" w:type="dxa"/>
+          </w:tcPr>
+          <w:p>
+            <w:r>
+              <w:rPr>
+                <w:sz w:val="18"/>
+              </w:rPr>
+              <w:t>第</w:t>
+            </w:r>
+            <w:r>
+              <w:rPr>
+                <w:sz w:val="18"/>
+              </w:rPr>
+              <w:t xml:space="preserve"> 1—10 </w:t>
+            </w:r>
+            <w:r>
+              <w:rPr>
+                <w:sz w:val="18"/>
+              </w:rPr>
+              <w:t>周（全程）</w:t>
+            </w:r>
+          </w:p>
+        </w:tc>
+        <w:tc>
+          <w:tcPr>
+            <w:tcW w:w="1768" w:type="dxa"/>
+          </w:tcPr>
+          <w:p>
+            <w:r>
+              <w:rPr>
+                <w:sz w:val="18"/>
+              </w:rPr>
+              <w:t>计划、会议纪要、风险清单</w:t>
+            </w:r>
+          </w:p>
+        </w:tc>
+      </w:tr>
+      <w:tr>
+        <w:tc>
+          <w:tcPr>
+            <w:tcW w:w="1768" w:type="dxa"/>
+          </w:tcPr>
+          <w:p>
+            <w:r>
+              <w:rPr>
+                <w:sz w:val="18"/>
+              </w:rPr>
+              <w:t>2</w:t>
+            </w:r>
+          </w:p>
+        </w:tc>
+        <w:tc>
+          <w:tcPr>
+            <w:tcW w:w="1768" w:type="dxa"/>
+          </w:tcPr>
+          <w:p>
+            <w:r>
+              <w:rPr>
+                <w:sz w:val="18"/>
+              </w:rPr>
+              <w:t>需求分析</w:t>
+            </w:r>
+          </w:p>
+        </w:tc>
+        <w:tc>
+          <w:tcPr>
+            <w:tcW w:w="1768" w:type="dxa"/>
+          </w:tcPr>
+          <w:p>
+            <w:r>
+              <w:rPr>
+                <w:sz w:val="18"/>
+              </w:rPr>
+              <w:t>宋嘉幸</w:t>
+            </w:r>
+          </w:p>
+        </w:tc>
+        <w:tc>
+          <w:tcPr>
+            <w:tcW w:w="1768" w:type="dxa"/>
+          </w:tcPr>
+          <w:p>
+            <w:r>
+              <w:rPr>
+                <w:sz w:val="18"/>
+              </w:rPr>
+              <w:t>第</w:t>
+            </w:r>
+            <w:r>
+              <w:rPr>
+                <w:sz w:val="18"/>
+              </w:rPr>
+              <w:t xml:space="preserve"> 1—2 </w:t>
+            </w:r>
+            <w:r>
+              <w:rPr>
+                <w:sz w:val="18"/>
+              </w:rPr>
+              <w:t>周</w:t>
+            </w:r>
+          </w:p>
+        </w:tc>
+        <w:tc>
+          <w:tcPr>
+            <w:tcW w:w="1768" w:type="dxa"/>
+          </w:tcPr>
+          <w:p>
+            <w:r>
+              <w:rPr>
+                <w:sz w:val="18"/>
+              </w:rPr>
+              <w:t>软件需求规范、用例文档</w:t>
+            </w:r>
+          </w:p>
+        </w:tc>
+      </w:tr>
+      <w:tr>
+        <w:tc>
+          <w:tcPr>
+            <w:tcW w:w="1768" w:type="dxa"/>
+          </w:tcPr>
+          <w:p>
+            <w:r>
+              <w:rPr>
+                <w:sz w:val="18"/>
+              </w:rPr>
+              <w:t>3</w:t>
+            </w:r>
+          </w:p>
+        </w:tc>
+        <w:tc>
+          <w:tcPr>
+            <w:tcW w:w="1768" w:type="dxa"/>
+          </w:tcPr>
+          <w:p>
+            <w:r>
+              <w:rPr>
+                <w:sz w:val="18"/>
+              </w:rPr>
+              <w:t>分析与设计</w:t>
+            </w:r>
+          </w:p>
+        </w:tc>
+        <w:tc>
+          <w:tcPr>
+            <w:tcW w:w="1768" w:type="dxa"/>
+          </w:tcPr>
+          <w:p>
+            <w:r>
+              <w:rPr>
+                <w:sz w:val="18"/>
+              </w:rPr>
+              <w:t>窦源泽</w:t>
+            </w:r>
+          </w:p>
+        </w:tc>
+        <w:tc>
+          <w:tcPr>
+            <w:tcW w:w="1768" w:type="dxa"/>
+          </w:tcPr>
+          <w:p>
+            <w:r>
+              <w:rPr>
+                <w:sz w:val="18"/>
+              </w:rPr>
+              <w:t>第</w:t>
+            </w:r>
+            <w:r>
+              <w:rPr>
+                <w:sz w:val="18"/>
+              </w:rPr>
+              <w:t xml:space="preserve"> 2—3 </w:t>
+            </w:r>
+            <w:r>
+              <w:rPr>
+                <w:sz w:val="18"/>
+              </w:rPr>
+              <w:t>周</w:t>
+            </w:r>
+          </w:p>
+        </w:tc>
+        <w:tc>
+          <w:tcPr>
+            <w:tcW w:w="1768" w:type="dxa"/>
+          </w:tcPr>
+          <w:p>
+            <w:r>
+              <w:rPr>
+                <w:sz w:val="18"/>
+              </w:rPr>
+              <w:t>设计文档、数据库脚本、</w:t>
+            </w:r>
+            <w:r>
+              <w:rPr>
+                <w:sz w:val="18"/>
+              </w:rPr>
+              <w:t>API</w:t>
+            </w:r>
+          </w:p>
+        </w:tc>
+      </w:tr>
+      <w:tr>
+        <w:tc>
+          <w:tcPr>
+            <w:tcW w:w="1768" w:type="dxa"/>
+          </w:tcPr>
+          <w:p>
+            <w:r>
+              <w:rPr>
+                <w:sz w:val="18"/>
+              </w:rPr>
+              <w:t>4</w:t>
+            </w:r>
+          </w:p>
+        </w:tc>
+        <w:tc>
+          <w:tcPr>
+            <w:tcW w:w="1768" w:type="dxa"/>
+          </w:tcPr>
+          <w:p>
+            <w:r>
+              <w:rPr>
+                <w:sz w:val="18"/>
+              </w:rPr>
+              <w:t>编码实现</w:t>
+            </w:r>
+          </w:p>
+        </w:tc>
+        <w:tc>
+          <w:tcPr>
+            <w:tcW w:w="1768" w:type="dxa"/>
+          </w:tcPr>
+          <w:p>
+            <w:r>
+              <w:rPr>
+                <w:sz w:val="18"/>
+              </w:rPr>
+              <w:t>窦源泽</w:t>
+            </w:r>
+            <w:r>
+              <w:rPr>
+                <w:sz w:val="18"/>
+              </w:rPr>
+              <w:t>/</w:t>
+            </w:r>
+            <w:r>
+              <w:rPr>
+                <w:sz w:val="18"/>
+              </w:rPr>
+              <w:t>林星</w:t>
+            </w:r>
+            <w:r>
+              <w:rPr>
+                <w:sz w:val="18"/>
+              </w:rPr>
+              <w:t>/</w:t>
+            </w:r>
+            <w:r>
+              <w:rPr>
+                <w:sz w:val="18"/>
+              </w:rPr>
+              <w:t>陈麒元</w:t>
+            </w:r>
+          </w:p>
+        </w:tc>
+        <w:tc>
+          <w:tcPr>
+            <w:tcW w:w="1768" w:type="dxa"/>
+          </w:tcPr>
+          <w:p>
+            <w:r>
+              <w:rPr>
+                <w:sz w:val="18"/>
+              </w:rPr>
+              <w:t>第</w:t>
+            </w:r>
+            <w:r>
+              <w:rPr>
+                <w:sz w:val="18"/>
+              </w:rPr>
+              <w:t xml:space="preserve"> 3—7 </w:t>
+            </w:r>
+            <w:r>
+              <w:rPr>
+                <w:sz w:val="18"/>
+              </w:rPr>
+              <w:t>周</w:t>
+            </w:r>
+          </w:p>
+        </w:tc>
+        <w:tc>
+          <w:tcPr>
+            <w:tcW w:w="1768" w:type="dxa"/>
+          </w:tcPr>
+          <w:p>
+            <w:r>
+              <w:rPr>
+                <w:sz w:val="18"/>
+              </w:rPr>
+              <w:t>前后端代码</w:t>
+            </w:r>
+          </w:p>
+        </w:tc>
+      </w:tr>
+      <w:tr>
+        <w:tc>
+          <w:tcPr>
+            <w:tcW w:w="1768" w:type="dxa"/>
+          </w:tcPr>
+          <w:p>
+            <w:r>
+              <w:rPr>
+                <w:sz w:val="18"/>
+              </w:rPr>
+              <w:t>5</w:t>
+            </w:r>
+          </w:p>
+        </w:tc>
+        <w:tc>
+          <w:tcPr>
+            <w:tcW w:w="1768" w:type="dxa"/>
+          </w:tcPr>
+          <w:p>
+            <w:r>
+              <w:rPr>
+                <w:sz w:val="18"/>
+              </w:rPr>
+              <w:t>测试</w:t>
+            </w:r>
+          </w:p>
+        </w:tc>
+        <w:tc>
+          <w:tcPr>
+            <w:tcW w:w="1768" w:type="dxa"/>
+          </w:tcPr>
+          <w:p>
+            <w:r>
+              <w:rPr>
+                <w:sz w:val="18"/>
+              </w:rPr>
+              <w:t>常子衡</w:t>
+            </w:r>
+          </w:p>
+        </w:tc>
+        <w:tc>
+          <w:tcPr>
+            <w:tcW w:w="1768" w:type="dxa"/>
+          </w:tcPr>
+          <w:p>
+            <w:r>
+              <w:rPr>
+                <w:sz w:val="18"/>
+              </w:rPr>
+              <w:t>第</w:t>
+            </w:r>
+            <w:r>
+              <w:rPr>
+                <w:sz w:val="18"/>
+              </w:rPr>
+              <w:t xml:space="preserve"> 4—8 </w:t>
+            </w:r>
+            <w:r>
+              <w:rPr>
+                <w:sz w:val="18"/>
+              </w:rPr>
+              <w:t>周</w:t>
+            </w:r>
+          </w:p>
+        </w:tc>
+        <w:tc>
+          <w:tcPr>
+            <w:tcW w:w="1768" w:type="dxa"/>
+          </w:tcPr>
+          <w:p>
+            <w:r>
+              <w:rPr>
+                <w:sz w:val="18"/>
+              </w:rPr>
+              <w:t>测试计划</w:t>
+            </w:r>
+            <w:r>
+              <w:rPr>
+                <w:sz w:val="18"/>
+              </w:rPr>
+              <w:t>/</w:t>
+            </w:r>
+            <w:r>
+              <w:rPr>
+                <w:sz w:val="18"/>
+              </w:rPr>
+              <w:t>设计</w:t>
+            </w:r>
+            <w:r>
+              <w:rPr>
+                <w:sz w:val="18"/>
+              </w:rPr>
+              <w:t>/</w:t>
+            </w:r>
+            <w:r>
+              <w:rPr>
+                <w:sz w:val="18"/>
+              </w:rPr>
+              <w:t>报告</w:t>
+            </w:r>
+          </w:p>
+        </w:tc>
+      </w:tr>
+      <w:tr>
+        <w:tc>
+          <w:tcPr>
+            <w:tcW w:w="1768" w:type="dxa"/>
+          </w:tcPr>
+          <w:p>
+            <w:r>
+              <w:rPr>
+                <w:sz w:val="18"/>
+              </w:rPr>
+              <w:t>6</w:t>
+            </w:r>
+          </w:p>
+        </w:tc>
+        <w:tc>
+          <w:tcPr>
+            <w:tcW w:w="1768" w:type="dxa"/>
+          </w:tcPr>
+          <w:p>
+            <w:r>
+              <w:rPr>
+                <w:sz w:val="18"/>
+              </w:rPr>
+              <w:t>配置与部署</w:t>
+            </w:r>
+          </w:p>
+        </w:tc>
+        <w:tc>
+          <w:tcPr>
+            <w:tcW w:w="1768" w:type="dxa"/>
+          </w:tcPr>
+          <w:p>
+            <w:r>
+              <w:rPr>
+                <w:sz w:val="18"/>
+              </w:rPr>
+              <w:t>钟姝伶</w:t>
+            </w:r>
+          </w:p>
+        </w:tc>
+        <w:tc>
+          <w:tcPr>
+            <w:tcW w:w="1768" w:type="dxa"/>
+          </w:tcPr>
+          <w:p>
+            <w:r>
+              <w:rPr>
+                <w:sz w:val="18"/>
+              </w:rPr>
+              <w:t>全程并行</w:t>
+            </w:r>
+          </w:p>
+        </w:tc>
+        <w:tc>
+          <w:tcPr>
+            <w:tcW w:w="1768" w:type="dxa"/>
+          </w:tcPr>
+          <w:p>
+            <w:r>
+              <w:rPr>
+                <w:sz w:val="18"/>
+              </w:rPr>
+              <w:t>配置库、</w:t>
+            </w:r>
+            <w:r>
+              <w:rPr>
+                <w:sz w:val="18"/>
+              </w:rPr>
+              <w:t>CI</w:t>
+            </w:r>
+            <w:r>
+              <w:rPr>
+                <w:sz w:val="18"/>
+              </w:rPr>
+              <w:t>、</w:t>
+            </w:r>
+            <w:r>
+              <w:rPr>
+                <w:sz w:val="18"/>
+              </w:rPr>
+              <w:t>Release</w:t>
+            </w:r>
+          </w:p>
+        </w:tc>
+      </w:tr>
+      <w:tr>
+        <w:tc>
+          <w:tcPr>
+            <w:tcW w:w="1768" w:type="dxa"/>
+          </w:tcPr>
+          <w:p>
+            <w:r>
+              <w:rPr>
+                <w:sz w:val="18"/>
+              </w:rPr>
+              <w:t>7</w:t>
+            </w:r>
+          </w:p>
+        </w:tc>
+        <w:tc>
+          <w:tcPr>
+            <w:tcW w:w="1768" w:type="dxa"/>
+          </w:tcPr>
+          <w:p>
+            <w:r>
+              <w:rPr>
+                <w:sz w:val="18"/>
+              </w:rPr>
+              <w:t>产品化与答辩</w:t>
+            </w:r>
+          </w:p>
+        </w:tc>
+        <w:tc>
+          <w:tcPr>
+            <w:tcW w:w="1768" w:type="dxa"/>
+          </w:tcPr>
+          <w:p>
+            <w:r>
+              <w:rPr>
+                <w:sz w:val="18"/>
+              </w:rPr>
+              <w:t>全员</w:t>
+            </w:r>
+          </w:p>
+        </w:tc>
+        <w:tc>
+          <w:tcPr>
+            <w:tcW w:w="1768" w:type="dxa"/>
+          </w:tcPr>
+          <w:p>
+            <w:r>
+              <w:rPr>
+                <w:sz w:val="18"/>
+              </w:rPr>
+              <w:t>第</w:t>
+            </w:r>
+            <w:r>
+              <w:rPr>
+                <w:sz w:val="18"/>
+              </w:rPr>
+              <w:t xml:space="preserve"> 8—10 </w:t>
+            </w:r>
+            <w:r>
+              <w:rPr>
+                <w:sz w:val="18"/>
+              </w:rPr>
+              <w:t>周</w:t>
+            </w:r>
+          </w:p>
+        </w:tc>
+        <w:tc>
+          <w:tcPr>
+            <w:tcW w:w="1768" w:type="dxa"/>
+          </w:tcPr>
+          <w:p>
+            <w:r>
+              <w:rPr>
+                <w:sz w:val="18"/>
+              </w:rPr>
+              <w:t>用户手册、</w:t>
+            </w:r>
+            <w:r>
+              <w:rPr>
+                <w:sz w:val="18"/>
+              </w:rPr>
+              <w:t>v1.0</w:t>
+            </w:r>
+            <w:r>
+              <w:rPr>
+                <w:sz w:val="18"/>
+              </w:rPr>
+              <w:t>、答辩</w:t>
+            </w:r>
+            <w:r>
+              <w:rPr>
+                <w:sz w:val="18"/>
+              </w:rPr>
+              <w:t xml:space="preserve"> PPT</w:t>
+            </w:r>
+          </w:p>
+        </w:tc>
+      </w:tr>
+    </w:tbl>
+    <w:p/>
     <w:p>
       <w:pPr>
         <w:pStyle w:val="31"/>
       </w:pPr>
-      <w:bookmarkStart w:id="16" w:name="_Toc242801027"/>
+      <w:bookmarkStart w:id="16" w:name="_Toc242801527"/>
       <w:r>
         <w:lastRenderedPageBreak/>
         <w:t xml:space="preserve">4.2.2 </w:t>
@@ -6309,7 +8337,7 @@
       <w:pPr>
         <w:pStyle w:val="31"/>
       </w:pPr>
-      <w:bookmarkStart w:id="17" w:name="_Toc242801028"/>
+      <w:bookmarkStart w:id="17" w:name="_Toc242801528"/>
       <w:r>
         <w:t xml:space="preserve">4.2.3 </w:t>
       </w:r>
@@ -6355,7 +8383,7 @@
       <w:pPr>
         <w:pStyle w:val="31"/>
       </w:pPr>
-      <w:bookmarkStart w:id="18" w:name="_Toc242801029"/>
+      <w:bookmarkStart w:id="18" w:name="_Toc242801529"/>
       <w:r>
         <w:t xml:space="preserve">4.2.4 </w:t>
       </w:r>
@@ -6364,6 +8392,512 @@
       </w:r>
       <w:bookmarkEnd w:id="18"/>
     </w:p>
+    <w:tbl>
+      <w:tblPr>
+        <w:tblStyle w:val="af4"/>
+        <w:tblW w:w="0" w:type="auto"/>
+        <w:tblLook w:val="04A0" w:firstRow="1" w:lastRow="0" w:firstColumn="1" w:lastColumn="0" w:noHBand="0" w:noVBand="1"/>
+      </w:tblPr>
+      <w:tblGrid>
+        <w:gridCol w:w="2209"/>
+        <w:gridCol w:w="2209"/>
+        <w:gridCol w:w="2209"/>
+        <w:gridCol w:w="2209"/>
+      </w:tblGrid>
+      <w:tr>
+        <w:tc>
+          <w:tcPr>
+            <w:tcW w:w="2209" w:type="dxa"/>
+          </w:tcPr>
+          <w:p>
+            <w:r>
+              <w:rPr>
+                <w:b/>
+                <w:sz w:val="18"/>
+              </w:rPr>
+              <w:t>周次</w:t>
+            </w:r>
+          </w:p>
+        </w:tc>
+        <w:tc>
+          <w:tcPr>
+            <w:tcW w:w="2209" w:type="dxa"/>
+          </w:tcPr>
+          <w:p>
+            <w:r>
+              <w:rPr>
+                <w:b/>
+                <w:sz w:val="18"/>
+              </w:rPr>
+              <w:t>阶段</w:t>
+            </w:r>
+          </w:p>
+        </w:tc>
+        <w:tc>
+          <w:tcPr>
+            <w:tcW w:w="2209" w:type="dxa"/>
+          </w:tcPr>
+          <w:p>
+            <w:r>
+              <w:rPr>
+                <w:b/>
+                <w:sz w:val="18"/>
+              </w:rPr>
+              <w:t>主要活动</w:t>
+            </w:r>
+          </w:p>
+        </w:tc>
+        <w:tc>
+          <w:tcPr>
+            <w:tcW w:w="2209" w:type="dxa"/>
+          </w:tcPr>
+          <w:p>
+            <w:r>
+              <w:rPr>
+                <w:b/>
+                <w:sz w:val="18"/>
+              </w:rPr>
+              <w:t>里程碑</w:t>
+            </w:r>
+            <w:r>
+              <w:rPr>
+                <w:b/>
+                <w:sz w:val="18"/>
+              </w:rPr>
+              <w:t>/</w:t>
+            </w:r>
+            <w:r>
+              <w:rPr>
+                <w:b/>
+                <w:sz w:val="18"/>
+              </w:rPr>
+              <w:t>输出</w:t>
+            </w:r>
+          </w:p>
+        </w:tc>
+      </w:tr>
+      <w:tr>
+        <w:tc>
+          <w:tcPr>
+            <w:tcW w:w="2209" w:type="dxa"/>
+          </w:tcPr>
+          <w:p>
+            <w:r>
+              <w:rPr>
+                <w:sz w:val="18"/>
+              </w:rPr>
+              <w:t>第</w:t>
+            </w:r>
+            <w:r>
+              <w:rPr>
+                <w:sz w:val="18"/>
+              </w:rPr>
+              <w:t xml:space="preserve"> 1 </w:t>
+            </w:r>
+            <w:r>
+              <w:rPr>
+                <w:sz w:val="18"/>
+              </w:rPr>
+              <w:t>周</w:t>
+            </w:r>
+          </w:p>
+        </w:tc>
+        <w:tc>
+          <w:tcPr>
+            <w:tcW w:w="2209" w:type="dxa"/>
+          </w:tcPr>
+          <w:p>
+            <w:r>
+              <w:rPr>
+                <w:sz w:val="18"/>
+              </w:rPr>
+              <w:t>先启</w:t>
+            </w:r>
+          </w:p>
+        </w:tc>
+        <w:tc>
+          <w:tcPr>
+            <w:tcW w:w="2209" w:type="dxa"/>
+          </w:tcPr>
+          <w:p>
+            <w:r>
+              <w:rPr>
+                <w:sz w:val="18"/>
+              </w:rPr>
+              <w:t>立项组队、需求调研、初始计划</w:t>
+            </w:r>
+          </w:p>
+        </w:tc>
+        <w:tc>
+          <w:tcPr>
+            <w:tcW w:w="2209" w:type="dxa"/>
+          </w:tcPr>
+          <w:p>
+            <w:r>
+              <w:rPr>
+                <w:sz w:val="18"/>
+              </w:rPr>
+              <w:t>初始计划、选题说明</w:t>
+            </w:r>
+          </w:p>
+        </w:tc>
+      </w:tr>
+      <w:tr>
+        <w:tc>
+          <w:tcPr>
+            <w:tcW w:w="2209" w:type="dxa"/>
+          </w:tcPr>
+          <w:p>
+            <w:r>
+              <w:rPr>
+                <w:sz w:val="18"/>
+              </w:rPr>
+              <w:t>第</w:t>
+            </w:r>
+            <w:r>
+              <w:rPr>
+                <w:sz w:val="18"/>
+              </w:rPr>
+              <w:t xml:space="preserve"> 2—3 </w:t>
+            </w:r>
+            <w:r>
+              <w:rPr>
+                <w:sz w:val="18"/>
+              </w:rPr>
+              <w:t>周</w:t>
+            </w:r>
+          </w:p>
+        </w:tc>
+        <w:tc>
+          <w:tcPr>
+            <w:tcW w:w="2209" w:type="dxa"/>
+          </w:tcPr>
+          <w:p>
+            <w:r>
+              <w:rPr>
+                <w:sz w:val="18"/>
+              </w:rPr>
+              <w:t>精化</w:t>
+            </w:r>
+          </w:p>
+        </w:tc>
+        <w:tc>
+          <w:tcPr>
+            <w:tcW w:w="2209" w:type="dxa"/>
+          </w:tcPr>
+          <w:p>
+            <w:r>
+              <w:rPr>
+                <w:sz w:val="18"/>
+              </w:rPr>
+              <w:t>需求规范、界面原型、设计文档、数据库与</w:t>
+            </w:r>
+            <w:r>
+              <w:rPr>
+                <w:sz w:val="18"/>
+              </w:rPr>
+              <w:t xml:space="preserve"> API</w:t>
+            </w:r>
+          </w:p>
+        </w:tc>
+        <w:tc>
+          <w:tcPr>
+            <w:tcW w:w="2209" w:type="dxa"/>
+          </w:tcPr>
+          <w:p>
+            <w:r>
+              <w:rPr>
+                <w:sz w:val="18"/>
+              </w:rPr>
+              <w:t>需求基线、设计基线</w:t>
+            </w:r>
+          </w:p>
+        </w:tc>
+      </w:tr>
+      <w:tr>
+        <w:tc>
+          <w:tcPr>
+            <w:tcW w:w="2209" w:type="dxa"/>
+          </w:tcPr>
+          <w:p>
+            <w:r>
+              <w:rPr>
+                <w:sz w:val="18"/>
+              </w:rPr>
+              <w:t>第</w:t>
+            </w:r>
+            <w:r>
+              <w:rPr>
+                <w:sz w:val="18"/>
+              </w:rPr>
+              <w:t xml:space="preserve"> 4—7 </w:t>
+            </w:r>
+            <w:r>
+              <w:rPr>
+                <w:sz w:val="18"/>
+              </w:rPr>
+              <w:t>周</w:t>
+            </w:r>
+          </w:p>
+        </w:tc>
+        <w:tc>
+          <w:tcPr>
+            <w:tcW w:w="2209" w:type="dxa"/>
+          </w:tcPr>
+          <w:p>
+            <w:r>
+              <w:rPr>
+                <w:sz w:val="18"/>
+              </w:rPr>
+              <w:t>构建</w:t>
+            </w:r>
+          </w:p>
+        </w:tc>
+        <w:tc>
+          <w:tcPr>
+            <w:tcW w:w="2209" w:type="dxa"/>
+          </w:tcPr>
+          <w:p>
+            <w:r>
+              <w:rPr>
+                <w:sz w:val="18"/>
+              </w:rPr>
+              <w:t>迭代</w:t>
+            </w:r>
+            <w:r>
+              <w:rPr>
+                <w:sz w:val="18"/>
+              </w:rPr>
+              <w:t>1</w:t>
+            </w:r>
+            <w:r>
+              <w:rPr>
+                <w:sz w:val="18"/>
+              </w:rPr>
+              <w:t>：用户</w:t>
+            </w:r>
+            <w:r>
+              <w:rPr>
+                <w:sz w:val="18"/>
+              </w:rPr>
+              <w:t>/</w:t>
+            </w:r>
+            <w:r>
+              <w:rPr>
+                <w:sz w:val="18"/>
+              </w:rPr>
+              <w:t>工具</w:t>
+            </w:r>
+            <w:r>
+              <w:rPr>
+                <w:sz w:val="18"/>
+              </w:rPr>
+              <w:t>/</w:t>
+            </w:r>
+            <w:r>
+              <w:rPr>
+                <w:sz w:val="18"/>
+              </w:rPr>
+              <w:t>订单核心闭环；迭代</w:t>
+            </w:r>
+            <w:r>
+              <w:rPr>
+                <w:sz w:val="18"/>
+              </w:rPr>
+              <w:t>2</w:t>
+            </w:r>
+            <w:r>
+              <w:rPr>
+                <w:sz w:val="18"/>
+              </w:rPr>
+              <w:t>：评价信用、后台、统计、联调</w:t>
+            </w:r>
+          </w:p>
+        </w:tc>
+        <w:tc>
+          <w:tcPr>
+            <w:tcW w:w="2209" w:type="dxa"/>
+          </w:tcPr>
+          <w:p>
+            <w:r>
+              <w:rPr>
+                <w:sz w:val="18"/>
+              </w:rPr>
+              <w:t>v0.1</w:t>
+            </w:r>
+            <w:r>
+              <w:rPr>
+                <w:sz w:val="18"/>
+              </w:rPr>
+              <w:t>、</w:t>
+            </w:r>
+            <w:r>
+              <w:rPr>
+                <w:sz w:val="18"/>
+              </w:rPr>
+              <w:t>v0.5</w:t>
+            </w:r>
+          </w:p>
+        </w:tc>
+      </w:tr>
+      <w:tr>
+        <w:tc>
+          <w:tcPr>
+            <w:tcW w:w="2209" w:type="dxa"/>
+          </w:tcPr>
+          <w:p>
+            <w:r>
+              <w:rPr>
+                <w:sz w:val="18"/>
+              </w:rPr>
+              <w:t>第</w:t>
+            </w:r>
+            <w:r>
+              <w:rPr>
+                <w:sz w:val="18"/>
+              </w:rPr>
+              <w:t xml:space="preserve"> 8—9 </w:t>
+            </w:r>
+            <w:r>
+              <w:rPr>
+                <w:sz w:val="18"/>
+              </w:rPr>
+              <w:t>周</w:t>
+            </w:r>
+          </w:p>
+        </w:tc>
+        <w:tc>
+          <w:tcPr>
+            <w:tcW w:w="2209" w:type="dxa"/>
+          </w:tcPr>
+          <w:p>
+            <w:r>
+              <w:rPr>
+                <w:sz w:val="18"/>
+              </w:rPr>
+              <w:t>产品化</w:t>
+            </w:r>
+          </w:p>
+        </w:tc>
+        <w:tc>
+          <w:tcPr>
+            <w:tcW w:w="2209" w:type="dxa"/>
+          </w:tcPr>
+          <w:p>
+            <w:r>
+              <w:rPr>
+                <w:sz w:val="18"/>
+              </w:rPr>
+              <w:t>测试修复、验收、用户手册、发布</w:t>
+            </w:r>
+          </w:p>
+        </w:tc>
+        <w:tc>
+          <w:tcPr>
+            <w:tcW w:w="2209" w:type="dxa"/>
+          </w:tcPr>
+          <w:p>
+            <w:r>
+              <w:rPr>
+                <w:sz w:val="18"/>
+              </w:rPr>
+              <w:t>v1.0</w:t>
+            </w:r>
+          </w:p>
+        </w:tc>
+      </w:tr>
+      <w:tr>
+        <w:tc>
+          <w:tcPr>
+            <w:tcW w:w="2209" w:type="dxa"/>
+          </w:tcPr>
+          <w:p>
+            <w:r>
+              <w:rPr>
+                <w:sz w:val="18"/>
+              </w:rPr>
+              <w:t>第</w:t>
+            </w:r>
+            <w:r>
+              <w:rPr>
+                <w:sz w:val="18"/>
+              </w:rPr>
+              <w:t xml:space="preserve"> 10 </w:t>
+            </w:r>
+            <w:r>
+              <w:rPr>
+                <w:sz w:val="18"/>
+              </w:rPr>
+              <w:t>周</w:t>
+            </w:r>
+          </w:p>
+        </w:tc>
+        <w:tc>
+          <w:tcPr>
+            <w:tcW w:w="2209" w:type="dxa"/>
+          </w:tcPr>
+          <w:p>
+            <w:r>
+              <w:rPr>
+                <w:sz w:val="18"/>
+              </w:rPr>
+              <w:t>移交</w:t>
+            </w:r>
+            <w:r>
+              <w:rPr>
+                <w:sz w:val="18"/>
+              </w:rPr>
+              <w:t>/</w:t>
+            </w:r>
+            <w:r>
+              <w:rPr>
+                <w:sz w:val="18"/>
+              </w:rPr>
+              <w:t>答辩</w:t>
+            </w:r>
+          </w:p>
+        </w:tc>
+        <w:tc>
+          <w:tcPr>
+            <w:tcW w:w="2209" w:type="dxa"/>
+          </w:tcPr>
+          <w:p>
+            <w:r>
+              <w:rPr>
+                <w:sz w:val="18"/>
+              </w:rPr>
+              <w:t>答辩</w:t>
+            </w:r>
+            <w:r>
+              <w:rPr>
+                <w:sz w:val="18"/>
+              </w:rPr>
+              <w:t xml:space="preserve"> PPT</w:t>
+            </w:r>
+            <w:r>
+              <w:rPr>
+                <w:sz w:val="18"/>
+              </w:rPr>
+              <w:t>、项目总结、答辩</w:t>
+            </w:r>
+          </w:p>
+        </w:tc>
+        <w:tc>
+          <w:tcPr>
+            <w:tcW w:w="2209" w:type="dxa"/>
+          </w:tcPr>
+          <w:p>
+            <w:r>
+              <w:rPr>
+                <w:sz w:val="18"/>
+              </w:rPr>
+              <w:t>项目验收</w:t>
+            </w:r>
+          </w:p>
+        </w:tc>
+      </w:tr>
+    </w:tbl>
+    <w:p/>
     <w:tbl>
       <w:tblPr>
         <w:tblStyle w:val="af4"/>
@@ -6649,6 +9183,7 @@
               <w:rPr>
                 <w:sz w:val="21"/>
               </w:rPr>
+              <w:lastRenderedPageBreak/>
               <w:t>产品化</w:t>
             </w:r>
           </w:p>
@@ -6791,7 +9326,7 @@
       <w:pPr>
         <w:pStyle w:val="21"/>
       </w:pPr>
-      <w:bookmarkStart w:id="19" w:name="_Toc242801030"/>
+      <w:bookmarkStart w:id="19" w:name="_Toc242801530"/>
       <w:r>
         <w:t xml:space="preserve">4.3 </w:t>
       </w:r>
@@ -6812,7 +9347,7 @@
       <w:pPr>
         <w:pStyle w:val="21"/>
       </w:pPr>
-      <w:bookmarkStart w:id="20" w:name="_Toc242801031"/>
+      <w:bookmarkStart w:id="20" w:name="_Toc242801531"/>
       <w:r>
         <w:t xml:space="preserve">4.4 </w:t>
       </w:r>
@@ -6825,7 +9360,7 @@
       <w:pPr>
         <w:pStyle w:val="31"/>
       </w:pPr>
-      <w:bookmarkStart w:id="21" w:name="_Toc242801032"/>
+      <w:bookmarkStart w:id="21" w:name="_Toc242801532"/>
       <w:r>
         <w:t xml:space="preserve">4.4.1 </w:t>
       </w:r>
@@ -6846,9 +9381,8 @@
       <w:pPr>
         <w:pStyle w:val="31"/>
       </w:pPr>
-      <w:bookmarkStart w:id="22" w:name="_Toc242801033"/>
-      <w:r>
-        <w:lastRenderedPageBreak/>
+      <w:bookmarkStart w:id="22" w:name="_Toc242801533"/>
+      <w:r>
         <w:t xml:space="preserve">4.4.2 </w:t>
       </w:r>
       <w:r>
@@ -6910,7 +9444,7 @@
       <w:pPr>
         <w:pStyle w:val="31"/>
       </w:pPr>
-      <w:bookmarkStart w:id="23" w:name="_Toc242801034"/>
+      <w:bookmarkStart w:id="23" w:name="_Toc242801534"/>
       <w:r>
         <w:t xml:space="preserve">4.4.3 </w:t>
       </w:r>
@@ -6931,7 +9465,7 @@
       <w:pPr>
         <w:pStyle w:val="31"/>
       </w:pPr>
-      <w:bookmarkStart w:id="24" w:name="_Toc242801035"/>
+      <w:bookmarkStart w:id="24" w:name="_Toc242801535"/>
       <w:r>
         <w:t xml:space="preserve">4.4.4 </w:t>
       </w:r>
@@ -7014,8 +9548,9 @@
       <w:pPr>
         <w:pStyle w:val="31"/>
       </w:pPr>
-      <w:bookmarkStart w:id="25" w:name="_Toc242801036"/>
-      <w:r>
+      <w:bookmarkStart w:id="25" w:name="_Toc242801536"/>
+      <w:r>
+        <w:lastRenderedPageBreak/>
         <w:t xml:space="preserve">4.4.5 </w:t>
       </w:r>
       <w:r>
@@ -7063,7 +9598,7 @@
       <w:pPr>
         <w:pStyle w:val="31"/>
       </w:pPr>
-      <w:bookmarkStart w:id="26" w:name="_Toc242801037"/>
+      <w:bookmarkStart w:id="26" w:name="_Toc242801537"/>
       <w:r>
         <w:t xml:space="preserve">4.4.6 </w:t>
       </w:r>
@@ -7084,7 +9619,7 @@
       <w:pPr>
         <w:pStyle w:val="21"/>
       </w:pPr>
-      <w:bookmarkStart w:id="27" w:name="_Toc242801038"/>
+      <w:bookmarkStart w:id="27" w:name="_Toc242801538"/>
       <w:r>
         <w:t xml:space="preserve">4.5 </w:t>
       </w:r>
@@ -7105,9 +9640,8 @@
       <w:pPr>
         <w:pStyle w:val="21"/>
       </w:pPr>
-      <w:bookmarkStart w:id="28" w:name="_Toc242801039"/>
-      <w:r>
-        <w:lastRenderedPageBreak/>
+      <w:bookmarkStart w:id="28" w:name="_Toc242801539"/>
+      <w:r>
         <w:t xml:space="preserve">4.6 </w:t>
       </w:r>
       <w:r>
@@ -7175,7 +9709,7 @@
       <w:pPr>
         <w:pStyle w:val="1"/>
       </w:pPr>
-      <w:bookmarkStart w:id="29" w:name="_Toc242801040"/>
+      <w:bookmarkStart w:id="29" w:name="_Toc242801540"/>
       <w:r>
         <w:t xml:space="preserve">5. </w:t>
       </w:r>
@@ -7188,7 +9722,7 @@
       <w:pPr>
         <w:pStyle w:val="21"/>
       </w:pPr>
-      <w:bookmarkStart w:id="30" w:name="_Toc242801041"/>
+      <w:bookmarkStart w:id="30" w:name="_Toc242801541"/>
       <w:r>
         <w:t xml:space="preserve">5.1 </w:t>
       </w:r>
@@ -7209,7 +9743,7 @@
       <w:pPr>
         <w:pStyle w:val="21"/>
       </w:pPr>
-      <w:bookmarkStart w:id="31" w:name="_Toc242801042"/>
+      <w:bookmarkStart w:id="31" w:name="_Toc242801542"/>
       <w:r>
         <w:t xml:space="preserve">5.2 </w:t>
       </w:r>
@@ -7268,6 +9802,7 @@
         <w:pStyle w:val="a0"/>
       </w:pPr>
       <w:r>
+        <w:lastRenderedPageBreak/>
         <w:t>前端：</w:t>
       </w:r>
       <w:r>
@@ -7350,9 +9885,8 @@
       <w:pPr>
         <w:pStyle w:val="1"/>
       </w:pPr>
-      <w:bookmarkStart w:id="32" w:name="_Toc242801043"/>
-      <w:r>
-        <w:lastRenderedPageBreak/>
+      <w:bookmarkStart w:id="32" w:name="_Toc242801543"/>
+      <w:r>
         <w:t xml:space="preserve">6. </w:t>
       </w:r>
       <w:r>
@@ -7364,7 +9898,7 @@
       <w:pPr>
         <w:pStyle w:val="21"/>
       </w:pPr>
-      <w:bookmarkStart w:id="33" w:name="_Toc242801044"/>
+      <w:bookmarkStart w:id="33" w:name="_Toc242801544"/>
       <w:r>
         <w:t xml:space="preserve">6.1 </w:t>
       </w:r>
@@ -7385,7 +9919,7 @@
       <w:pPr>
         <w:pStyle w:val="21"/>
       </w:pPr>
-      <w:bookmarkStart w:id="34" w:name="_Toc242801045"/>
+      <w:bookmarkStart w:id="34" w:name="_Toc242801545"/>
       <w:r>
         <w:t xml:space="preserve">6.2 </w:t>
       </w:r>
@@ -7441,6 +9975,12 @@
       </w:r>
     </w:p>
     <w:sectPr>
+      <w:headerReference w:type="even" r:id="rId9"/>
+      <w:headerReference w:type="default" r:id="rId10"/>
+      <w:footerReference w:type="even" r:id="rId11"/>
+      <w:footerReference w:type="default" r:id="rId12"/>
+      <w:headerReference w:type="first" r:id="rId13"/>
+      <w:footerReference w:type="first" r:id="rId14"/>
       <w:pgSz w:w="12240" w:h="15840"/>
       <w:pgMar w:top="1440" w:right="1701" w:bottom="1440" w:left="1701" w:header="720" w:footer="720" w:gutter="0"/>
       <w:cols w:space="720"/>
@@ -7475,6 +10015,111 @@
 </w:endnotes>
 </file>
 
+<file path=word/footer1.xml><?xml version="1.0" encoding="utf-8"?>
+<w:ftr xmlns:wpc="http://schemas.microsoft.com/office/word/2010/wordprocessingCanvas" xmlns:cx="http://schemas.microsoft.com/office/drawing/2014/chartex" xmlns:cx1="http://schemas.microsoft.com/office/drawing/2015/9/8/chartex" xmlns:cx2="http://schemas.microsoft.com/office/drawing/2015/10/21/chartex" xmlns:cx3="http://schemas.microsoft.com/office/drawing/2016/5/9/chartex" xmlns:cx4="http://schemas.microsoft.com/office/drawing/2016/5/10/chartex" xmlns:cx5="http://schemas.microsoft.com/office/drawing/2016/5/11/chartex" xmlns:cx6="http://schemas.microsoft.com/office/drawing/2016/5/12/chartex" xmlns:cx7="http://schemas.microsoft.com/office/drawing/2016/5/13/chartex" xmlns:cx8="http://schemas.microsoft.com/office/drawing/2016/5/14/chartex" xmlns:mc="http://schemas.openxmlformats.org/markup-compatibility/2006" xmlns:aink="http://schemas.microsoft.com/office/drawing/2016/ink" xmlns:am3d="http://schemas.microsoft.com/office/drawing/2017/model3d" xmlns:o="urn:schemas-microsoft-com:office:office" xmlns:oel="http://schemas.microsoft.com/office/2019/extlst" xmlns:r="http://schemas.openxmlformats.org/officeDocument/2006/relationships" xmlns:m="http://schemas.openxmlformats.org/officeDocument/2006/math" xmlns:v="urn:schemas-microsoft-com:vml" xmlns:wp14="http://schemas.microsoft.com/office/word/2010/wordprocessingDrawing" xmlns:wp="http://schemas.openxmlformats.org/drawingml/2006/wordprocessingDrawing" xmlns:w10="urn:schemas-microsoft-com:office:word" xmlns:w="http://schemas.openxmlformats.org/wordprocessingml/2006/main" xmlns:w14="http://schemas.microsoft.com/office/word/2010/wordml" xmlns:w15="http://schemas.microsoft.com/office/word/2012/wordml" xmlns:w16cex="http://schemas.microsoft.com/office/word/2018/wordml/cex" xmlns:w16cid="http://schemas.microsoft.com/office/word/2016/wordml/cid" xmlns:w16="http://schemas.microsoft.com/office/word/2018/wordml" xmlns:w16du="http://schemas.microsoft.com/office/word/2023/wordml/word16du" xmlns:w16sdtdh="http://schemas.microsoft.com/office/word/2020/wordml/sdtdatahash" xmlns:w16sdtfl="http://schemas.microsoft.com/office/word/2024/wordml/sdtformatlock" xmlns:w16se="http://schemas.microsoft.com/office/word/2015/wordml/symex" xmlns:wpg="http://schemas.microsoft.com/office/word/2010/wordprocessingGroup" xmlns:wpi="http://schemas.microsoft.com/office/word/2010/wordprocessingInk" xmlns:wne="http://schemas.microsoft.com/office/word/2006/wordml" xmlns:wps="http://schemas.microsoft.com/office/word/2010/wordprocessingShape" mc:Ignorable="w14 w15 w16se w16cid w16 w16cex w16sdtdh w16sdtfl w16du wp14">
+  <w:p>
+    <w:pPr>
+      <w:pStyle w:val="ab"/>
+      <w:framePr w:wrap="around" w:vAnchor="text" w:hAnchor="margin" w:xAlign="right" w:y="1"/>
+      <w:rPr>
+        <w:rStyle w:val="aff5"/>
+      </w:rPr>
+    </w:pPr>
+    <w:r>
+      <w:rPr>
+        <w:rStyle w:val="aff5"/>
+      </w:rPr>
+      <w:fldChar w:fldCharType="begin"/>
+    </w:r>
+    <w:r>
+      <w:rPr>
+        <w:rStyle w:val="aff5"/>
+      </w:rPr>
+      <w:instrText xml:space="preserve"> PAGE </w:instrText>
+    </w:r>
+    <w:r>
+      <w:rPr>
+        <w:rStyle w:val="aff5"/>
+      </w:rPr>
+      <w:fldChar w:fldCharType="separate"/>
+    </w:r>
+    <w:r>
+      <w:rPr>
+        <w:rStyle w:val="aff5"/>
+      </w:rPr>
+      <w:fldChar w:fldCharType="end"/>
+    </w:r>
+  </w:p>
+  <w:p>
+    <w:pPr>
+      <w:pStyle w:val="ab"/>
+      <w:ind w:right="360"/>
+    </w:pPr>
+  </w:p>
+</w:ftr>
+</file>
+
+<file path=word/footer2.xml><?xml version="1.0" encoding="utf-8"?>
+<w:ftr xmlns:wpc="http://schemas.microsoft.com/office/word/2010/wordprocessingCanvas" xmlns:cx="http://schemas.microsoft.com/office/drawing/2014/chartex" xmlns:cx1="http://schemas.microsoft.com/office/drawing/2015/9/8/chartex" xmlns:cx2="http://schemas.microsoft.com/office/drawing/2015/10/21/chartex" xmlns:cx3="http://schemas.microsoft.com/office/drawing/2016/5/9/chartex" xmlns:cx4="http://schemas.microsoft.com/office/drawing/2016/5/10/chartex" xmlns:cx5="http://schemas.microsoft.com/office/drawing/2016/5/11/chartex" xmlns:cx6="http://schemas.microsoft.com/office/drawing/2016/5/12/chartex" xmlns:cx7="http://schemas.microsoft.com/office/drawing/2016/5/13/chartex" xmlns:cx8="http://schemas.microsoft.com/office/drawing/2016/5/14/chartex" xmlns:mc="http://schemas.openxmlformats.org/markup-compatibility/2006" xmlns:aink="http://schemas.microsoft.com/office/drawing/2016/ink" xmlns:am3d="http://schemas.microsoft.com/office/drawing/2017/model3d" xmlns:o="urn:schemas-microsoft-com:office:office" xmlns:oel="http://schemas.microsoft.com/office/2019/extlst" xmlns:r="http://schemas.openxmlformats.org/officeDocument/2006/relationships" xmlns:m="http://schemas.openxmlformats.org/officeDocument/2006/math" xmlns:v="urn:schemas-microsoft-com:vml" xmlns:wp14="http://schemas.microsoft.com/office/word/2010/wordprocessingDrawing" xmlns:wp="http://schemas.openxmlformats.org/drawingml/2006/wordprocessingDrawing" xmlns:w10="urn:schemas-microsoft-com:office:word" xmlns:w="http://schemas.openxmlformats.org/wordprocessingml/2006/main" xmlns:w14="http://schemas.microsoft.com/office/word/2010/wordml" xmlns:w15="http://schemas.microsoft.com/office/word/2012/wordml" xmlns:w16cex="http://schemas.microsoft.com/office/word/2018/wordml/cex" xmlns:w16cid="http://schemas.microsoft.com/office/word/2016/wordml/cid" xmlns:w16="http://schemas.microsoft.com/office/word/2018/wordml" xmlns:w16du="http://schemas.microsoft.com/office/word/2023/wordml/word16du" xmlns:w16sdtdh="http://schemas.microsoft.com/office/word/2020/wordml/sdtdatahash" xmlns:w16sdtfl="http://schemas.microsoft.com/office/word/2024/wordml/sdtformatlock" xmlns:w16se="http://schemas.microsoft.com/office/word/2015/wordml/symex" xmlns:wpg="http://schemas.microsoft.com/office/word/2010/wordprocessingGroup" xmlns:wpi="http://schemas.microsoft.com/office/word/2010/wordprocessingInk" xmlns:wne="http://schemas.microsoft.com/office/word/2006/wordml" xmlns:wps="http://schemas.microsoft.com/office/word/2010/wordprocessingShape" mc:Ignorable="w14 w15 w16se w16cid w16 w16cex w16sdtdh w16sdtfl w16du wp14">
+  <w:p>
+    <w:pPr>
+      <w:pStyle w:val="ab"/>
+      <w:framePr w:wrap="around" w:vAnchor="text" w:hAnchor="margin" w:xAlign="right" w:y="1"/>
+      <w:rPr>
+        <w:rStyle w:val="aff5"/>
+      </w:rPr>
+    </w:pPr>
+    <w:r>
+      <w:rPr>
+        <w:rStyle w:val="aff5"/>
+      </w:rPr>
+      <w:fldChar w:fldCharType="begin"/>
+    </w:r>
+    <w:r>
+      <w:rPr>
+        <w:rStyle w:val="aff5"/>
+      </w:rPr>
+      <w:instrText xml:space="preserve"> PAGE </w:instrText>
+    </w:r>
+    <w:r>
+      <w:rPr>
+        <w:rStyle w:val="aff5"/>
+      </w:rPr>
+      <w:fldChar w:fldCharType="separate"/>
+    </w:r>
+    <w:r>
+      <w:rPr>
+        <w:rStyle w:val="aff5"/>
+        <w:noProof/>
+      </w:rPr>
+      <w:t>1</w:t>
+    </w:r>
+    <w:r>
+      <w:rPr>
+        <w:rStyle w:val="aff5"/>
+      </w:rPr>
+      <w:fldChar w:fldCharType="end"/>
+    </w:r>
+  </w:p>
+  <w:p>
+    <w:pPr>
+      <w:pStyle w:val="ab"/>
+      <w:ind w:right="360"/>
+    </w:pPr>
+  </w:p>
+</w:ftr>
+</file>
+
+<file path=word/footer3.xml><?xml version="1.0" encoding="utf-8"?>
+<w:ftr xmlns:wpc="http://schemas.microsoft.com/office/word/2010/wordprocessingCanvas" xmlns:cx="http://schemas.microsoft.com/office/drawing/2014/chartex" xmlns:cx1="http://schemas.microsoft.com/office/drawing/2015/9/8/chartex" xmlns:cx2="http://schemas.microsoft.com/office/drawing/2015/10/21/chartex" xmlns:cx3="http://schemas.microsoft.com/office/drawing/2016/5/9/chartex" xmlns:cx4="http://schemas.microsoft.com/office/drawing/2016/5/10/chartex" xmlns:cx5="http://schemas.microsoft.com/office/drawing/2016/5/11/chartex" xmlns:cx6="http://schemas.microsoft.com/office/drawing/2016/5/12/chartex" xmlns:cx7="http://schemas.microsoft.com/office/drawing/2016/5/13/chartex" xmlns:cx8="http://schemas.microsoft.com/office/drawing/2016/5/14/chartex" xmlns:mc="http://schemas.openxmlformats.org/markup-compatibility/2006" xmlns:aink="http://schemas.microsoft.com/office/drawing/2016/ink" xmlns:am3d="http://schemas.microsoft.com/office/drawing/2017/model3d" xmlns:o="urn:schemas-microsoft-com:office:office" xmlns:oel="http://schemas.microsoft.com/office/2019/extlst" xmlns:r="http://schemas.openxmlformats.org/officeDocument/2006/relationships" xmlns:m="http://schemas.openxmlformats.org/officeDocument/2006/math" xmlns:v="urn:schemas-microsoft-com:vml" xmlns:wp14="http://schemas.microsoft.com/office/word/2010/wordprocessingDrawing" xmlns:wp="http://schemas.openxmlformats.org/drawingml/2006/wordprocessingDrawing" xmlns:w10="urn:schemas-microsoft-com:office:word" xmlns:w="http://schemas.openxmlformats.org/wordprocessingml/2006/main" xmlns:w14="http://schemas.microsoft.com/office/word/2010/wordml" xmlns:w15="http://schemas.microsoft.com/office/word/2012/wordml" xmlns:w16cex="http://schemas.microsoft.com/office/word/2018/wordml/cex" xmlns:w16cid="http://schemas.microsoft.com/office/word/2016/wordml/cid" xmlns:w16="http://schemas.microsoft.com/office/word/2018/wordml" xmlns:w16du="http://schemas.microsoft.com/office/word/2023/wordml/word16du" xmlns:w16sdtdh="http://schemas.microsoft.com/office/word/2020/wordml/sdtdatahash" xmlns:w16sdtfl="http://schemas.microsoft.com/office/word/2024/wordml/sdtformatlock" xmlns:w16se="http://schemas.microsoft.com/office/word/2015/wordml/symex" xmlns:wpg="http://schemas.microsoft.com/office/word/2010/wordprocessingGroup" xmlns:wpi="http://schemas.microsoft.com/office/word/2010/wordprocessingInk" xmlns:wne="http://schemas.microsoft.com/office/word/2006/wordml" xmlns:wps="http://schemas.microsoft.com/office/word/2010/wordprocessingShape" mc:Ignorable="w14 w15 w16se w16cid w16 w16cex w16sdtdh w16sdtfl w16du wp14">
+  <w:p>
+    <w:pPr>
+      <w:pStyle w:val="ab"/>
+    </w:pPr>
+  </w:p>
+</w:ftr>
+</file>
+
 <file path=word/footnotes.xml><?xml version="1.0" encoding="utf-8"?>
 <w:footnotes xmlns:wpc="http://schemas.microsoft.com/office/word/2010/wordprocessingCanvas" xmlns:cx="http://schemas.microsoft.com/office/drawing/2014/chartex" xmlns:cx1="http://schemas.microsoft.com/office/drawing/2015/9/8/chartex" xmlns:cx2="http://schemas.microsoft.com/office/drawing/2015/10/21/chartex" xmlns:cx3="http://schemas.microsoft.com/office/drawing/2016/5/9/chartex" xmlns:cx4="http://schemas.microsoft.com/office/drawing/2016/5/10/chartex" xmlns:cx5="http://schemas.microsoft.com/office/drawing/2016/5/11/chartex" xmlns:cx6="http://schemas.microsoft.com/office/drawing/2016/5/12/chartex" xmlns:cx7="http://schemas.microsoft.com/office/drawing/2016/5/13/chartex" xmlns:cx8="http://schemas.microsoft.com/office/drawing/2016/5/14/chartex" xmlns:mc="http://schemas.openxmlformats.org/markup-compatibility/2006" xmlns:aink="http://schemas.microsoft.com/office/drawing/2016/ink" xmlns:am3d="http://schemas.microsoft.com/office/drawing/2017/model3d" xmlns:o="urn:schemas-microsoft-com:office:office" xmlns:oel="http://schemas.microsoft.com/office/2019/extlst" xmlns:r="http://schemas.openxmlformats.org/officeDocument/2006/relationships" xmlns:m="http://schemas.openxmlformats.org/officeDocument/2006/math" xmlns:v="urn:schemas-microsoft-com:vml" xmlns:wp14="http://schemas.microsoft.com/office/word/2010/wordprocessingDrawing" xmlns:wp="http://schemas.openxmlformats.org/drawingml/2006/wordprocessingDrawing" xmlns:w10="urn:schemas-microsoft-com:office:word" xmlns:w="http://schemas.openxmlformats.org/wordprocessingml/2006/main" xmlns:w14="http://schemas.microsoft.com/office/word/2010/wordml" xmlns:w15="http://schemas.microsoft.com/office/word/2012/wordml" xmlns:w16cex="http://schemas.microsoft.com/office/word/2018/wordml/cex" xmlns:w16cid="http://schemas.microsoft.com/office/word/2016/wordml/cid" xmlns:w16="http://schemas.microsoft.com/office/word/2018/wordml" xmlns:w16du="http://schemas.microsoft.com/office/word/2023/wordml/word16du" xmlns:w16sdtdh="http://schemas.microsoft.com/office/word/2020/wordml/sdtdatahash" xmlns:w16sdtfl="http://schemas.microsoft.com/office/word/2024/wordml/sdtformatlock" xmlns:w16se="http://schemas.microsoft.com/office/word/2015/wordml/symex" xmlns:wpg="http://schemas.microsoft.com/office/word/2010/wordprocessingGroup" xmlns:wpi="http://schemas.microsoft.com/office/word/2010/wordprocessingInk" xmlns:wne="http://schemas.microsoft.com/office/word/2006/wordml" xmlns:wps="http://schemas.microsoft.com/office/word/2010/wordprocessingShape" mc:Ignorable="w14 w15 w16se w16cid w16 w16cex w16sdtdh w16sdtfl w16du wp14">
   <w:footnote w:type="separator" w:id="-1">
@@ -7498,6 +10143,36 @@
     </w:p>
   </w:footnote>
 </w:footnotes>
+</file>
+
+<file path=word/header1.xml><?xml version="1.0" encoding="utf-8"?>
+<w:hdr xmlns:wpc="http://schemas.microsoft.com/office/word/2010/wordprocessingCanvas" xmlns:cx="http://schemas.microsoft.com/office/drawing/2014/chartex" xmlns:cx1="http://schemas.microsoft.com/office/drawing/2015/9/8/chartex" xmlns:cx2="http://schemas.microsoft.com/office/drawing/2015/10/21/chartex" xmlns:cx3="http://schemas.microsoft.com/office/drawing/2016/5/9/chartex" xmlns:cx4="http://schemas.microsoft.com/office/drawing/2016/5/10/chartex" xmlns:cx5="http://schemas.microsoft.com/office/drawing/2016/5/11/chartex" xmlns:cx6="http://schemas.microsoft.com/office/drawing/2016/5/12/chartex" xmlns:cx7="http://schemas.microsoft.com/office/drawing/2016/5/13/chartex" xmlns:cx8="http://schemas.microsoft.com/office/drawing/2016/5/14/chartex" xmlns:mc="http://schemas.openxmlformats.org/markup-compatibility/2006" xmlns:aink="http://schemas.microsoft.com/office/drawing/2016/ink" xmlns:am3d="http://schemas.microsoft.com/office/drawing/2017/model3d" xmlns:o="urn:schemas-microsoft-com:office:office" xmlns:oel="http://schemas.microsoft.com/office/2019/extlst" xmlns:r="http://schemas.openxmlformats.org/officeDocument/2006/relationships" xmlns:m="http://schemas.openxmlformats.org/officeDocument/2006/math" xmlns:v="urn:schemas-microsoft-com:vml" xmlns:wp14="http://schemas.microsoft.com/office/word/2010/wordprocessingDrawing" xmlns:wp="http://schemas.openxmlformats.org/drawingml/2006/wordprocessingDrawing" xmlns:w10="urn:schemas-microsoft-com:office:word" xmlns:w="http://schemas.openxmlformats.org/wordprocessingml/2006/main" xmlns:w14="http://schemas.microsoft.com/office/word/2010/wordml" xmlns:w15="http://schemas.microsoft.com/office/word/2012/wordml" xmlns:w16cex="http://schemas.microsoft.com/office/word/2018/wordml/cex" xmlns:w16cid="http://schemas.microsoft.com/office/word/2016/wordml/cid" xmlns:w16="http://schemas.microsoft.com/office/word/2018/wordml" xmlns:w16du="http://schemas.microsoft.com/office/word/2023/wordml/word16du" xmlns:w16sdtdh="http://schemas.microsoft.com/office/word/2020/wordml/sdtdatahash" xmlns:w16sdtfl="http://schemas.microsoft.com/office/word/2024/wordml/sdtformatlock" xmlns:w16se="http://schemas.microsoft.com/office/word/2015/wordml/symex" xmlns:wpg="http://schemas.microsoft.com/office/word/2010/wordprocessingGroup" xmlns:wpi="http://schemas.microsoft.com/office/word/2010/wordprocessingInk" xmlns:wne="http://schemas.microsoft.com/office/word/2006/wordml" xmlns:wps="http://schemas.microsoft.com/office/word/2010/wordprocessingShape" mc:Ignorable="w14 w15 w16se w16cid w16 w16cex w16sdtdh w16sdtfl w16du wp14">
+  <w:p>
+    <w:pPr>
+      <w:pStyle w:val="ad"/>
+    </w:pPr>
+  </w:p>
+</w:hdr>
+</file>
+
+<file path=word/header2.xml><?xml version="1.0" encoding="utf-8"?>
+<w:hdr xmlns:wpc="http://schemas.microsoft.com/office/word/2010/wordprocessingCanvas" xmlns:cx="http://schemas.microsoft.com/office/drawing/2014/chartex" xmlns:cx1="http://schemas.microsoft.com/office/drawing/2015/9/8/chartex" xmlns:cx2="http://schemas.microsoft.com/office/drawing/2015/10/21/chartex" xmlns:cx3="http://schemas.microsoft.com/office/drawing/2016/5/9/chartex" xmlns:cx4="http://schemas.microsoft.com/office/drawing/2016/5/10/chartex" xmlns:cx5="http://schemas.microsoft.com/office/drawing/2016/5/11/chartex" xmlns:cx6="http://schemas.microsoft.com/office/drawing/2016/5/12/chartex" xmlns:cx7="http://schemas.microsoft.com/office/drawing/2016/5/13/chartex" xmlns:cx8="http://schemas.microsoft.com/office/drawing/2016/5/14/chartex" xmlns:mc="http://schemas.openxmlformats.org/markup-compatibility/2006" xmlns:aink="http://schemas.microsoft.com/office/drawing/2016/ink" xmlns:am3d="http://schemas.microsoft.com/office/drawing/2017/model3d" xmlns:o="urn:schemas-microsoft-com:office:office" xmlns:oel="http://schemas.microsoft.com/office/2019/extlst" xmlns:r="http://schemas.openxmlformats.org/officeDocument/2006/relationships" xmlns:m="http://schemas.openxmlformats.org/officeDocument/2006/math" xmlns:v="urn:schemas-microsoft-com:vml" xmlns:wp14="http://schemas.microsoft.com/office/word/2010/wordprocessingDrawing" xmlns:wp="http://schemas.openxmlformats.org/drawingml/2006/wordprocessingDrawing" xmlns:w10="urn:schemas-microsoft-com:office:word" xmlns:w="http://schemas.openxmlformats.org/wordprocessingml/2006/main" xmlns:w14="http://schemas.microsoft.com/office/word/2010/wordml" xmlns:w15="http://schemas.microsoft.com/office/word/2012/wordml" xmlns:w16cex="http://schemas.microsoft.com/office/word/2018/wordml/cex" xmlns:w16cid="http://schemas.microsoft.com/office/word/2016/wordml/cid" xmlns:w16="http://schemas.microsoft.com/office/word/2018/wordml" xmlns:w16du="http://schemas.microsoft.com/office/word/2023/wordml/word16du" xmlns:w16sdtdh="http://schemas.microsoft.com/office/word/2020/wordml/sdtdatahash" xmlns:w16sdtfl="http://schemas.microsoft.com/office/word/2024/wordml/sdtformatlock" xmlns:w16se="http://schemas.microsoft.com/office/word/2015/wordml/symex" xmlns:wpg="http://schemas.microsoft.com/office/word/2010/wordprocessingGroup" xmlns:wpi="http://schemas.microsoft.com/office/word/2010/wordprocessingInk" xmlns:wne="http://schemas.microsoft.com/office/word/2006/wordml" xmlns:wps="http://schemas.microsoft.com/office/word/2010/wordprocessingShape" mc:Ignorable="w14 w15 w16se w16cid w16 w16cex w16sdtdh w16sdtfl w16du wp14">
+  <w:p>
+    <w:pPr>
+      <w:pStyle w:val="ad"/>
+    </w:pPr>
+  </w:p>
+</w:hdr>
+</file>
+
+<file path=word/header3.xml><?xml version="1.0" encoding="utf-8"?>
+<w:hdr xmlns:wpc="http://schemas.microsoft.com/office/word/2010/wordprocessingCanvas" xmlns:cx="http://schemas.microsoft.com/office/drawing/2014/chartex" xmlns:cx1="http://schemas.microsoft.com/office/drawing/2015/9/8/chartex" xmlns:cx2="http://schemas.microsoft.com/office/drawing/2015/10/21/chartex" xmlns:cx3="http://schemas.microsoft.com/office/drawing/2016/5/9/chartex" xmlns:cx4="http://schemas.microsoft.com/office/drawing/2016/5/10/chartex" xmlns:cx5="http://schemas.microsoft.com/office/drawing/2016/5/11/chartex" xmlns:cx6="http://schemas.microsoft.com/office/drawing/2016/5/12/chartex" xmlns:cx7="http://schemas.microsoft.com/office/drawing/2016/5/13/chartex" xmlns:cx8="http://schemas.microsoft.com/office/drawing/2016/5/14/chartex" xmlns:mc="http://schemas.openxmlformats.org/markup-compatibility/2006" xmlns:aink="http://schemas.microsoft.com/office/drawing/2016/ink" xmlns:am3d="http://schemas.microsoft.com/office/drawing/2017/model3d" xmlns:o="urn:schemas-microsoft-com:office:office" xmlns:oel="http://schemas.microsoft.com/office/2019/extlst" xmlns:r="http://schemas.openxmlformats.org/officeDocument/2006/relationships" xmlns:m="http://schemas.openxmlformats.org/officeDocument/2006/math" xmlns:v="urn:schemas-microsoft-com:vml" xmlns:wp14="http://schemas.microsoft.com/office/word/2010/wordprocessingDrawing" xmlns:wp="http://schemas.openxmlformats.org/drawingml/2006/wordprocessingDrawing" xmlns:w10="urn:schemas-microsoft-com:office:word" xmlns:w="http://schemas.openxmlformats.org/wordprocessingml/2006/main" xmlns:w14="http://schemas.microsoft.com/office/word/2010/wordml" xmlns:w15="http://schemas.microsoft.com/office/word/2012/wordml" xmlns:w16cex="http://schemas.microsoft.com/office/word/2018/wordml/cex" xmlns:w16cid="http://schemas.microsoft.com/office/word/2016/wordml/cid" xmlns:w16="http://schemas.microsoft.com/office/word/2018/wordml" xmlns:w16du="http://schemas.microsoft.com/office/word/2023/wordml/word16du" xmlns:w16sdtdh="http://schemas.microsoft.com/office/word/2020/wordml/sdtdatahash" xmlns:w16sdtfl="http://schemas.microsoft.com/office/word/2024/wordml/sdtformatlock" xmlns:w16se="http://schemas.microsoft.com/office/word/2015/wordml/symex" xmlns:wpg="http://schemas.microsoft.com/office/word/2010/wordprocessingGroup" xmlns:wpi="http://schemas.microsoft.com/office/word/2010/wordprocessingInk" xmlns:wne="http://schemas.microsoft.com/office/word/2006/wordml" xmlns:wps="http://schemas.microsoft.com/office/word/2010/wordprocessingShape" mc:Ignorable="w14 w15 w16se w16cid w16 w16cex w16sdtdh w16sdtfl w16du wp14">
+  <w:p>
+    <w:pPr>
+      <w:pStyle w:val="ad"/>
+    </w:pPr>
+  </w:p>
+</w:hdr>
 </file>
 
 <file path=word/numbering.xml><?xml version="1.0" encoding="utf-8"?>
@@ -18512,6 +21187,14 @@
       <w:u w:val="single"/>
     </w:rPr>
   </w:style>
+  <w:style w:type="character" w:styleId="aff5">
+    <w:name w:val="page number"/>
+    <w:basedOn w:val="a2"/>
+    <w:uiPriority w:val="99"/>
+    <w:semiHidden/>
+    <w:unhideWhenUsed/>
+    <w:rsid w:val="00AE171D"/>
+  </w:style>
 </w:styles>
 </file>
 
